--- a/ABC/WEEK 2.docx
+++ b/ABC/WEEK 2.docx
@@ -4,7 +4,7 @@
   <w:body>
     <w:p>
       <w:pPr>
-        <w:pStyle w:val="911"/>
+        <w:pStyle w:val="913"/>
         <w:pBdr/>
         <w:spacing/>
         <w:ind/>
@@ -46,7 +46,7 @@
     </w:p>
     <w:p>
       <w:pPr>
-        <w:pStyle w:val="911"/>
+        <w:pStyle w:val="913"/>
         <w:pBdr/>
         <w:spacing/>
         <w:ind/>
@@ -134,53 +134,51 @@
       </w:r>
       <w:r>
         <w:rPr>
+          <w:highlight w:val="none"/>
+        </w:rPr>
+      </w:r>
+      <w:r>
+        <w:rPr>
+          <w:highlight w:val="none"/>
+        </w:rPr>
+      </w:r>
+    </w:p>
+    <w:p>
+      <w:pPr>
+        <w:pStyle w:val="913"/>
+        <w:pBdr/>
+        <w:spacing/>
+        <w:ind/>
+        <w:rPr>
           <w:rFonts w:ascii="Times New Roman" w:hAnsi="Times New Roman" w:eastAsia="Times New Roman" w:cs="Times New Roman"/>
           <w:sz w:val="32"/>
           <w:szCs w:val="32"/>
           <w:highlight w:val="none"/>
         </w:rPr>
+      </w:pPr>
+      <w:r>
+        <w:rPr>
+          <w:rFonts w:ascii="Times New Roman" w:hAnsi="Times New Roman" w:eastAsia="Times New Roman" w:cs="Times New Roman"/>
+          <w:sz w:val="32"/>
+          <w:szCs w:val="32"/>
+        </w:rPr>
+        <w:t xml:space="preserve">II.</w:t>
       </w:r>
       <w:r>
         <w:rPr>
-          <w:highlight w:val="none"/>
-        </w:rPr>
+          <w:rFonts w:ascii="Times New Roman" w:hAnsi="Times New Roman" w:eastAsia="Times New Roman" w:cs="Times New Roman"/>
+          <w:sz w:val="32"/>
+          <w:szCs w:val="32"/>
+        </w:rPr>
+        <w:t xml:space="preserve"> API design note</w:t>
       </w:r>
-    </w:p>
-    <w:p>
-      <w:pPr>
-        <w:pStyle w:val="911"/>
-        <w:pBdr/>
-        <w:spacing/>
-        <w:ind/>
+      <w:r>
         <w:rPr>
           <w:rFonts w:ascii="Times New Roman" w:hAnsi="Times New Roman" w:eastAsia="Times New Roman" w:cs="Times New Roman"/>
           <w:sz w:val="32"/>
           <w:szCs w:val="32"/>
           <w:highlight w:val="none"/>
         </w:rPr>
-      </w:pPr>
-      <w:r>
-        <w:rPr>
-          <w:rFonts w:ascii="Times New Roman" w:hAnsi="Times New Roman" w:eastAsia="Times New Roman" w:cs="Times New Roman"/>
-          <w:sz w:val="32"/>
-          <w:szCs w:val="32"/>
-        </w:rPr>
-        <w:t xml:space="preserve">II.</w:t>
-      </w:r>
-      <w:r>
-        <w:rPr>
-          <w:rFonts w:ascii="Times New Roman" w:hAnsi="Times New Roman" w:eastAsia="Times New Roman" w:cs="Times New Roman"/>
-          <w:sz w:val="32"/>
-          <w:szCs w:val="32"/>
-        </w:rPr>
-        <w:t xml:space="preserve"> API design note</w:t>
-      </w:r>
-      <w:r>
-        <w:rPr>
-          <w:rFonts w:ascii="Times New Roman" w:hAnsi="Times New Roman" w:cs="Times New Roman"/>
-          <w:sz w:val="32"/>
-          <w:szCs w:val="32"/>
-        </w:rPr>
       </w:r>
       <w:r>
         <w:rPr>
@@ -193,7 +191,7 @@
     </w:p>
     <w:p>
       <w:pPr>
-        <w:pStyle w:val="913"/>
+        <w:pStyle w:val="915"/>
         <w:pBdr/>
         <w:spacing/>
         <w:ind/>
@@ -229,7 +227,7 @@
     </w:p>
     <w:p>
       <w:pPr>
-        <w:pStyle w:val="921"/>
+        <w:pStyle w:val="923"/>
         <w:numPr>
           <w:ilvl w:val="0"/>
           <w:numId w:val="7"/>
@@ -269,7 +267,7 @@
     </w:p>
     <w:p>
       <w:pPr>
-        <w:pStyle w:val="921"/>
+        <w:pStyle w:val="923"/>
         <w:numPr>
           <w:ilvl w:val="0"/>
           <w:numId w:val="7"/>
@@ -286,54 +284,62 @@
       </w:pPr>
       <w:r>
         <w:rPr>
-          <w:rStyle w:val="920"/>
           <w:rFonts w:ascii="Times New Roman" w:hAnsi="Times New Roman" w:eastAsia="Times New Roman" w:cs="Times New Roman"/>
           <w:sz w:val="28"/>
           <w:szCs w:val="28"/>
         </w:rPr>
-        <w:t xml:space="preserve">projects.id</w:t>
+        <w:t xml:space="preserve">Lỗi trả về dạng </w:t>
       </w:r>
       <w:r>
         <w:rPr>
+          <w:rStyle w:val="922"/>
           <w:rFonts w:ascii="Times New Roman" w:hAnsi="Times New Roman" w:eastAsia="Times New Roman" w:cs="Times New Roman"/>
           <w:sz w:val="28"/>
           <w:szCs w:val="28"/>
         </w:rPr>
-        <w:t xml:space="preserve"> và </w:t>
+        <w:t xml:space="preserve">{detail: ...}</w:t>
       </w:r>
       <w:r>
         <w:rPr>
-          <w:rStyle w:val="920"/>
           <w:rFonts w:ascii="Times New Roman" w:hAnsi="Times New Roman" w:eastAsia="Times New Roman" w:cs="Times New Roman"/>
           <w:sz w:val="28"/>
           <w:szCs w:val="28"/>
         </w:rPr>
-        <w:t xml:space="preserve">tasks.id</w:t>
+        <w:t xml:space="preserve">. Lỗi nghiệp vụ (400, 404, 409) có </w:t>
       </w:r>
       <w:r>
         <w:rPr>
+          <w:rStyle w:val="922"/>
           <w:rFonts w:ascii="Times New Roman" w:hAnsi="Times New Roman" w:eastAsia="Times New Roman" w:cs="Times New Roman"/>
           <w:sz w:val="28"/>
           <w:szCs w:val="28"/>
         </w:rPr>
-        <w:t xml:space="preserve"> là số nguyên, </w:t>
+        <w:t xml:space="preserve">detail</w:t>
       </w:r>
       <w:r>
         <w:rPr>
-          <w:rStyle w:val="920"/>
           <w:rFonts w:ascii="Times New Roman" w:hAnsi="Times New Roman" w:eastAsia="Times New Roman" w:cs="Times New Roman"/>
           <w:sz w:val="28"/>
           <w:szCs w:val="28"/>
         </w:rPr>
-        <w:t xml:space="preserve">users.id</w:t>
+        <w:t xml:space="preserve"> là chuỗi. Lỗi validate (422) có </w:t>
       </w:r>
       <w:r>
         <w:rPr>
+          <w:rStyle w:val="922"/>
           <w:rFonts w:ascii="Times New Roman" w:hAnsi="Times New Roman" w:eastAsia="Times New Roman" w:cs="Times New Roman"/>
           <w:sz w:val="28"/>
           <w:szCs w:val="28"/>
         </w:rPr>
-        <w:t xml:space="preserve"> là UUID.</w:t>
+        <w:t xml:space="preserve">detail</w:t>
+      </w:r>
+      <w:r>
+        <w:rPr>
+          <w:rFonts w:ascii="Times New Roman" w:hAnsi="Times New Roman" w:eastAsia="Times New Roman" w:cs="Times New Roman"/>
+          <w:sz w:val="28"/>
+          <w:szCs w:val="28"/>
+        </w:rPr>
+        <w:t xml:space="preserve"> là mảng, mỗi phần tử mô tả một trường sai.</w:t>
       </w:r>
       <w:r>
         <w:rPr>
@@ -352,15 +358,10 @@
     </w:p>
     <w:p>
       <w:pPr>
-        <w:pStyle w:val="921"/>
-        <w:numPr>
-          <w:ilvl w:val="0"/>
-          <w:numId w:val="7"/>
-        </w:numPr>
-        <w:pBdr/>
-        <w:spacing/>
-        <w:ind/>
-        <w:jc w:val="both"/>
+        <w:pBdr/>
+        <w:shd w:val="nil" w:color="auto"/>
+        <w:spacing/>
+        <w:ind/>
         <w:rPr>
           <w:rFonts w:ascii="Times New Roman" w:hAnsi="Times New Roman" w:cs="Times New Roman"/>
           <w:sz w:val="28"/>
@@ -372,65 +373,16 @@
           <w:rFonts w:ascii="Times New Roman" w:hAnsi="Times New Roman" w:eastAsia="Times New Roman" w:cs="Times New Roman"/>
           <w:sz w:val="28"/>
           <w:szCs w:val="28"/>
-        </w:rPr>
-        <w:t xml:space="preserve">Lỗi trả về dạng </w:t>
+          <w:highlight w:val="none"/>
+        </w:rPr>
+        <w:br w:type="page" w:clear="all"/>
       </w:r>
       <w:r>
         <w:rPr>
-          <w:rStyle w:val="920"/>
           <w:rFonts w:ascii="Times New Roman" w:hAnsi="Times New Roman" w:eastAsia="Times New Roman" w:cs="Times New Roman"/>
           <w:sz w:val="28"/>
           <w:szCs w:val="28"/>
-        </w:rPr>
-        <w:t xml:space="preserve">{detail: ...}</w:t>
-      </w:r>
-      <w:r>
-        <w:rPr>
-          <w:rFonts w:ascii="Times New Roman" w:hAnsi="Times New Roman" w:eastAsia="Times New Roman" w:cs="Times New Roman"/>
-          <w:sz w:val="28"/>
-          <w:szCs w:val="28"/>
-        </w:rPr>
-        <w:t xml:space="preserve">. Lỗi nghiệp vụ (400, 404, 409) có </w:t>
-      </w:r>
-      <w:r>
-        <w:rPr>
-          <w:rStyle w:val="920"/>
-          <w:rFonts w:ascii="Times New Roman" w:hAnsi="Times New Roman" w:eastAsia="Times New Roman" w:cs="Times New Roman"/>
-          <w:sz w:val="28"/>
-          <w:szCs w:val="28"/>
-        </w:rPr>
-        <w:t xml:space="preserve">detail</w:t>
-      </w:r>
-      <w:r>
-        <w:rPr>
-          <w:rFonts w:ascii="Times New Roman" w:hAnsi="Times New Roman" w:eastAsia="Times New Roman" w:cs="Times New Roman"/>
-          <w:sz w:val="28"/>
-          <w:szCs w:val="28"/>
-        </w:rPr>
-        <w:t xml:space="preserve"> là chuỗi. Lỗi validate (422) có </w:t>
-      </w:r>
-      <w:r>
-        <w:rPr>
-          <w:rStyle w:val="920"/>
-          <w:rFonts w:ascii="Times New Roman" w:hAnsi="Times New Roman" w:eastAsia="Times New Roman" w:cs="Times New Roman"/>
-          <w:sz w:val="28"/>
-          <w:szCs w:val="28"/>
-        </w:rPr>
-        <w:t xml:space="preserve">detail</w:t>
-      </w:r>
-      <w:r>
-        <w:rPr>
-          <w:rFonts w:ascii="Times New Roman" w:hAnsi="Times New Roman" w:eastAsia="Times New Roman" w:cs="Times New Roman"/>
-          <w:sz w:val="28"/>
-          <w:szCs w:val="28"/>
-        </w:rPr>
-        <w:t xml:space="preserve"> là mảng, mỗi phần tử mô tả một trường sai.</w:t>
-      </w:r>
-      <w:r>
-        <w:rPr>
-          <w:rFonts w:ascii="Times New Roman" w:hAnsi="Times New Roman" w:cs="Times New Roman"/>
-          <w:sz w:val="28"/>
-          <w:szCs w:val="28"/>
+          <w:highlight w:val="none"/>
         </w:rPr>
       </w:r>
       <w:r>
@@ -443,45 +395,7 @@
     </w:p>
     <w:p>
       <w:pPr>
-        <w:pBdr/>
-        <w:shd w:val="nil"/>
-        <w:spacing/>
-        <w:ind/>
-        <w:rPr>
-          <w:rFonts w:ascii="Times New Roman" w:hAnsi="Times New Roman" w:cs="Times New Roman"/>
-          <w:sz w:val="28"/>
-          <w:szCs w:val="28"/>
-        </w:rPr>
-      </w:pPr>
-      <w:r>
-        <w:rPr>
-          <w:rFonts w:ascii="Times New Roman" w:hAnsi="Times New Roman" w:eastAsia="Times New Roman" w:cs="Times New Roman"/>
-          <w:sz w:val="28"/>
-          <w:szCs w:val="28"/>
-          <w:highlight w:val="none"/>
-        </w:rPr>
-        <w:br w:type="page" w:clear="all"/>
-      </w:r>
-      <w:r>
-        <w:rPr>
-          <w:rFonts w:ascii="Times New Roman" w:hAnsi="Times New Roman" w:eastAsia="Times New Roman" w:cs="Times New Roman"/>
-          <w:sz w:val="28"/>
-          <w:szCs w:val="28"/>
-          <w:highlight w:val="none"/>
-        </w:rPr>
-      </w:r>
-      <w:r>
-        <w:rPr>
-          <w:rFonts w:ascii="Times New Roman" w:hAnsi="Times New Roman" w:eastAsia="Times New Roman" w:cs="Times New Roman"/>
-          <w:sz w:val="28"/>
-          <w:szCs w:val="28"/>
-          <w:highlight w:val="none"/>
-        </w:rPr>
-      </w:r>
-    </w:p>
-    <w:p>
-      <w:pPr>
-        <w:pStyle w:val="913"/>
+        <w:pStyle w:val="915"/>
         <w:pBdr/>
         <w:spacing/>
         <w:ind/>
@@ -510,15 +424,16 @@
       </w:r>
       <w:r>
         <w:rPr>
-          <w:rFonts w:ascii="Times New Roman" w:hAnsi="Times New Roman" w:cs="Times New Roman"/>
-          <w:sz w:val="28"/>
-          <w:szCs w:val="28"/>
+          <w:rFonts w:ascii="Times New Roman" w:hAnsi="Times New Roman" w:eastAsia="Times New Roman" w:cs="Times New Roman"/>
+          <w:sz w:val="28"/>
+          <w:szCs w:val="28"/>
+          <w:highlight w:val="none"/>
         </w:rPr>
       </w:r>
     </w:p>
     <w:tbl>
       <w:tblPr>
-        <w:tblStyle w:val="926"/>
+        <w:tblStyle w:val="928"/>
         <w:tblW w:w="0" w:type="auto"/>
         <w:tblBorders/>
         <w:tblLayout w:type="fixed"/>
@@ -806,7 +721,7 @@
             </w:pPr>
             <w:r>
               <w:rPr>
-                <w:rStyle w:val="920"/>
+                <w:rStyle w:val="922"/>
                 <w:rFonts w:ascii="Times New Roman" w:hAnsi="Times New Roman" w:eastAsia="Times New Roman" w:cs="Times New Roman"/>
                 <w:sz w:val="28"/>
                 <w:szCs w:val="28"/>
@@ -974,7 +889,7 @@
             </w:pPr>
             <w:r>
               <w:rPr>
-                <w:rStyle w:val="920"/>
+                <w:rStyle w:val="922"/>
                 <w:rFonts w:ascii="Times New Roman" w:hAnsi="Times New Roman" w:eastAsia="Times New Roman" w:cs="Times New Roman"/>
                 <w:sz w:val="28"/>
                 <w:szCs w:val="28"/>
@@ -1142,7 +1057,7 @@
             </w:pPr>
             <w:r>
               <w:rPr>
-                <w:rStyle w:val="920"/>
+                <w:rStyle w:val="922"/>
                 <w:rFonts w:ascii="Times New Roman" w:hAnsi="Times New Roman" w:eastAsia="Times New Roman" w:cs="Times New Roman"/>
                 <w:sz w:val="28"/>
                 <w:szCs w:val="28"/>
@@ -1318,7 +1233,7 @@
             </w:r>
             <w:r>
               <w:rPr>
-                <w:rStyle w:val="920"/>
+                <w:rStyle w:val="922"/>
                 <w:rFonts w:ascii="Times New Roman" w:hAnsi="Times New Roman" w:eastAsia="Times New Roman" w:cs="Times New Roman"/>
                 <w:sz w:val="28"/>
                 <w:szCs w:val="28"/>
@@ -1406,7 +1321,7 @@
       </w:r>
       <w:r>
         <w:rPr>
-          <w:rStyle w:val="920"/>
+          <w:rStyle w:val="922"/>
           <w:rFonts w:ascii="Times New Roman" w:hAnsi="Times New Roman" w:eastAsia="Times New Roman" w:cs="Times New Roman"/>
           <w:sz w:val="28"/>
           <w:szCs w:val="28"/>
@@ -1423,7 +1338,7 @@
       </w:r>
       <w:r>
         <w:rPr>
-          <w:rStyle w:val="920"/>
+          <w:rStyle w:val="922"/>
           <w:rFonts w:ascii="Times New Roman" w:hAnsi="Times New Roman" w:eastAsia="Times New Roman" w:cs="Times New Roman"/>
           <w:sz w:val="28"/>
           <w:szCs w:val="28"/>
@@ -1455,7 +1370,7 @@
     </w:p>
     <w:p>
       <w:pPr>
-        <w:pStyle w:val="913"/>
+        <w:pStyle w:val="915"/>
         <w:pBdr/>
         <w:spacing/>
         <w:ind/>
@@ -1491,7 +1406,7 @@
     </w:p>
     <w:tbl>
       <w:tblPr>
-        <w:tblStyle w:val="926"/>
+        <w:tblStyle w:val="928"/>
         <w:tblW w:w="0" w:type="auto"/>
         <w:tblBorders/>
         <w:tblLayout w:type="fixed"/>
@@ -2260,13 +2175,20 @@
                 <w:szCs w:val="28"/>
               </w:rPr>
             </w:r>
+            <w:r>
+              <w:rPr>
+                <w:rFonts w:ascii="Times New Roman" w:hAnsi="Times New Roman" w:cs="Times New Roman"/>
+                <w:sz w:val="28"/>
+                <w:szCs w:val="28"/>
+              </w:rPr>
+            </w:r>
           </w:p>
         </w:tc>
       </w:tr>
     </w:tbl>
     <w:p>
       <w:pPr>
-        <w:pStyle w:val="913"/>
+        <w:pStyle w:val="915"/>
         <w:pBdr/>
         <w:spacing/>
         <w:ind/>
@@ -2302,7 +2224,7 @@
     </w:p>
     <w:tbl>
       <w:tblPr>
-        <w:tblStyle w:val="926"/>
+        <w:tblStyle w:val="928"/>
         <w:tblW w:w="0" w:type="auto"/>
         <w:tblBorders/>
         <w:tblLayout w:type="fixed"/>
@@ -2592,7 +2514,7 @@
             </w:pPr>
             <w:r>
               <w:rPr>
-                <w:rStyle w:val="920"/>
+                <w:rStyle w:val="922"/>
                 <w:rFonts w:ascii="Times New Roman" w:hAnsi="Times New Roman" w:eastAsia="Times New Roman" w:cs="Times New Roman"/>
                 <w:sz w:val="28"/>
                 <w:szCs w:val="28"/>
@@ -2683,7 +2605,7 @@
             </w:r>
             <w:r>
               <w:rPr>
-                <w:rStyle w:val="920"/>
+                <w:rStyle w:val="922"/>
                 <w:rFonts w:ascii="Times New Roman" w:hAnsi="Times New Roman" w:eastAsia="Times New Roman" w:cs="Times New Roman"/>
                 <w:sz w:val="28"/>
                 <w:szCs w:val="28"/>
@@ -2810,7 +2732,7 @@
             </w:pPr>
             <w:r>
               <w:rPr>
-                <w:rStyle w:val="920"/>
+                <w:rStyle w:val="922"/>
                 <w:rFonts w:ascii="Times New Roman" w:hAnsi="Times New Roman" w:eastAsia="Times New Roman" w:cs="Times New Roman"/>
                 <w:sz w:val="28"/>
                 <w:szCs w:val="28"/>
@@ -3019,7 +2941,7 @@
             </w:pPr>
             <w:r>
               <w:rPr>
-                <w:rStyle w:val="920"/>
+                <w:rStyle w:val="922"/>
                 <w:rFonts w:ascii="Times New Roman" w:hAnsi="Times New Roman" w:eastAsia="Times New Roman" w:cs="Times New Roman"/>
                 <w:sz w:val="28"/>
                 <w:szCs w:val="28"/>
@@ -3201,6 +3123,13 @@
                 <w:szCs w:val="28"/>
               </w:rPr>
             </w:r>
+            <w:r>
+              <w:rPr>
+                <w:rFonts w:ascii="Times New Roman" w:hAnsi="Times New Roman" w:eastAsia="Times New Roman" w:cs="Times New Roman"/>
+                <w:sz w:val="28"/>
+                <w:szCs w:val="28"/>
+              </w:rPr>
+            </w:r>
           </w:p>
         </w:tc>
         <w:tc>
@@ -3223,7 +3152,7 @@
             </w:pPr>
             <w:r>
               <w:rPr>
-                <w:rStyle w:val="920"/>
+                <w:rStyle w:val="922"/>
                 <w:rFonts w:ascii="Times New Roman" w:hAnsi="Times New Roman" w:eastAsia="Times New Roman" w:cs="Times New Roman"/>
                 <w:sz w:val="28"/>
                 <w:szCs w:val="28"/>
@@ -3232,7 +3161,7 @@
             </w:r>
             <w:r>
               <w:rPr>
-                <w:rStyle w:val="920"/>
+                <w:rStyle w:val="922"/>
                 <w:rFonts w:ascii="Times New Roman" w:hAnsi="Times New Roman" w:eastAsia="Times New Roman" w:cs="Times New Roman"/>
                 <w:sz w:val="28"/>
                 <w:szCs w:val="28"/>
@@ -3242,29 +3171,6 @@
             <w:r>
               <w:rPr>
                 <w:rFonts w:ascii="Times New Roman" w:hAnsi="Times New Roman" w:cs="Times New Roman"/>
-                <w:sz w:val="28"/>
-                <w:szCs w:val="28"/>
-              </w:rPr>
-            </w:r>
-            <w:r>
-              <w:rPr>
-                <w:rFonts w:ascii="Times New Roman" w:hAnsi="Times New Roman" w:cs="Times New Roman"/>
-                <w:sz w:val="28"/>
-                <w:szCs w:val="28"/>
-              </w:rPr>
-            </w:r>
-            <w:r>
-              <w:rPr>
-                <w:rStyle w:val="920"/>
-                <w:rFonts w:ascii="Times New Roman" w:hAnsi="Times New Roman" w:eastAsia="Times New Roman" w:cs="Times New Roman"/>
-                <w:sz w:val="28"/>
-                <w:szCs w:val="28"/>
-              </w:rPr>
-            </w:r>
-            <w:r>
-              <w:rPr>
-                <w:rStyle w:val="920"/>
-                <w:rFonts w:ascii="Times New Roman" w:hAnsi="Times New Roman" w:eastAsia="Times New Roman" w:cs="Times New Roman"/>
                 <w:sz w:val="28"/>
                 <w:szCs w:val="28"/>
               </w:rPr>
@@ -3310,6 +3216,13 @@
                 <w:szCs w:val="28"/>
               </w:rPr>
             </w:r>
+            <w:r>
+              <w:rPr>
+                <w:rFonts w:ascii="Times New Roman" w:hAnsi="Times New Roman" w:eastAsia="Times New Roman" w:cs="Times New Roman"/>
+                <w:sz w:val="28"/>
+                <w:szCs w:val="28"/>
+              </w:rPr>
+            </w:r>
           </w:p>
         </w:tc>
         <w:tc>
@@ -3330,6 +3243,13 @@
                 <w:szCs w:val="28"/>
               </w:rPr>
             </w:pPr>
+            <w:r>
+              <w:rPr>
+                <w:rFonts w:ascii="Times New Roman" w:hAnsi="Times New Roman" w:eastAsia="Times New Roman" w:cs="Times New Roman"/>
+                <w:sz w:val="28"/>
+                <w:szCs w:val="28"/>
+              </w:rPr>
+            </w:r>
             <w:r>
               <w:rPr>
                 <w:rFonts w:ascii="Times New Roman" w:hAnsi="Times New Roman" w:eastAsia="Times New Roman" w:cs="Times New Roman"/>
@@ -3364,6 +3284,13 @@
                 <w:szCs w:val="28"/>
               </w:rPr>
             </w:pPr>
+            <w:r>
+              <w:rPr>
+                <w:rFonts w:ascii="Times New Roman" w:hAnsi="Times New Roman" w:eastAsia="Times New Roman" w:cs="Times New Roman"/>
+                <w:sz w:val="28"/>
+                <w:szCs w:val="28"/>
+              </w:rPr>
+            </w:r>
             <w:r>
               <w:rPr>
                 <w:rFonts w:ascii="Times New Roman" w:hAnsi="Times New Roman" w:eastAsia="Times New Roman" w:cs="Times New Roman"/>
@@ -3445,7 +3372,7 @@
             </w:pPr>
             <w:r>
               <w:rPr>
-                <w:rStyle w:val="920"/>
+                <w:rStyle w:val="922"/>
                 <w:rFonts w:ascii="Times New Roman" w:hAnsi="Times New Roman" w:eastAsia="Times New Roman" w:cs="Times New Roman"/>
                 <w:sz w:val="28"/>
                 <w:szCs w:val="28"/>
@@ -3595,7 +3522,7 @@
     </w:tbl>
     <w:p>
       <w:pPr>
-        <w:pStyle w:val="913"/>
+        <w:pStyle w:val="915"/>
         <w:pBdr/>
         <w:spacing/>
         <w:ind/>
@@ -3631,7 +3558,7 @@
     </w:p>
     <w:tbl>
       <w:tblPr>
-        <w:tblStyle w:val="926"/>
+        <w:tblStyle w:val="928"/>
         <w:tblW w:w="0" w:type="auto"/>
         <w:tblBorders/>
         <w:tblLayout w:type="fixed"/>
@@ -3921,7 +3848,7 @@
             </w:pPr>
             <w:r>
               <w:rPr>
-                <w:rStyle w:val="920"/>
+                <w:rStyle w:val="922"/>
                 <w:rFonts w:ascii="Times New Roman" w:hAnsi="Times New Roman" w:eastAsia="Times New Roman" w:cs="Times New Roman"/>
                 <w:sz w:val="28"/>
                 <w:szCs w:val="28"/>
@@ -4012,7 +3939,7 @@
             </w:r>
             <w:r>
               <w:rPr>
-                <w:rStyle w:val="920"/>
+                <w:rStyle w:val="922"/>
                 <w:rFonts w:ascii="Times New Roman" w:hAnsi="Times New Roman" w:eastAsia="Times New Roman" w:cs="Times New Roman"/>
                 <w:sz w:val="28"/>
                 <w:szCs w:val="28"/>
@@ -4139,7 +4066,7 @@
             </w:pPr>
             <w:r>
               <w:rPr>
-                <w:rStyle w:val="920"/>
+                <w:rStyle w:val="922"/>
                 <w:rFonts w:ascii="Times New Roman" w:hAnsi="Times New Roman" w:eastAsia="Times New Roman" w:cs="Times New Roman"/>
                 <w:sz w:val="28"/>
                 <w:szCs w:val="28"/>
@@ -4189,7 +4116,7 @@
             </w:r>
             <w:r>
               <w:rPr>
-                <w:rStyle w:val="920"/>
+                <w:rStyle w:val="922"/>
                 <w:rFonts w:ascii="Times New Roman" w:hAnsi="Times New Roman" w:eastAsia="Times New Roman" w:cs="Times New Roman"/>
                 <w:sz w:val="28"/>
                 <w:szCs w:val="28"/>
@@ -4206,7 +4133,7 @@
             </w:r>
             <w:r>
               <w:rPr>
-                <w:rStyle w:val="920"/>
+                <w:rStyle w:val="922"/>
                 <w:rFonts w:ascii="Times New Roman" w:hAnsi="Times New Roman" w:eastAsia="Times New Roman" w:cs="Times New Roman"/>
                 <w:sz w:val="28"/>
                 <w:szCs w:val="28"/>
@@ -4223,7 +4150,7 @@
             </w:r>
             <w:r>
               <w:rPr>
-                <w:rStyle w:val="920"/>
+                <w:rStyle w:val="922"/>
                 <w:rFonts w:ascii="Times New Roman" w:hAnsi="Times New Roman" w:eastAsia="Times New Roman" w:cs="Times New Roman"/>
                 <w:sz w:val="28"/>
                 <w:szCs w:val="28"/>
@@ -4399,7 +4326,7 @@
             </w:pPr>
             <w:r>
               <w:rPr>
-                <w:rStyle w:val="920"/>
+                <w:rStyle w:val="922"/>
                 <w:rFonts w:ascii="Times New Roman" w:hAnsi="Times New Roman" w:eastAsia="Times New Roman" w:cs="Times New Roman"/>
                 <w:sz w:val="28"/>
                 <w:szCs w:val="28"/>
@@ -4608,7 +4535,7 @@
             </w:pPr>
             <w:r>
               <w:rPr>
-                <w:rStyle w:val="920"/>
+                <w:rStyle w:val="922"/>
                 <w:rFonts w:ascii="Times New Roman" w:hAnsi="Times New Roman" w:eastAsia="Times New Roman" w:cs="Times New Roman"/>
                 <w:sz w:val="28"/>
                 <w:szCs w:val="28"/>
@@ -4817,7 +4744,7 @@
             </w:pPr>
             <w:r>
               <w:rPr>
-                <w:rStyle w:val="920"/>
+                <w:rStyle w:val="922"/>
                 <w:rFonts w:ascii="Times New Roman" w:hAnsi="Times New Roman" w:eastAsia="Times New Roman" w:cs="Times New Roman"/>
                 <w:sz w:val="28"/>
                 <w:szCs w:val="28"/>
@@ -4967,7 +4894,7 @@
     </w:tbl>
     <w:p>
       <w:pPr>
-        <w:pStyle w:val="913"/>
+        <w:pStyle w:val="915"/>
         <w:pBdr/>
         <w:spacing/>
         <w:ind/>
@@ -5003,15 +4930,15 @@
     </w:p>
     <w:tbl>
       <w:tblPr>
-        <w:tblStyle w:val="926"/>
+        <w:tblStyle w:val="928"/>
         <w:tblW w:w="0" w:type="auto"/>
         <w:tblBorders/>
         <w:tblLayout w:type="fixed"/>
         <w:tblLook w:val="04A0" w:firstRow="1" w:lastRow="0" w:firstColumn="1" w:lastColumn="0" w:noHBand="0" w:noVBand="1"/>
       </w:tblPr>
       <w:tblGrid>
-        <w:gridCol w:w="1219"/>
-        <w:gridCol w:w="2525"/>
+        <w:gridCol w:w="1503"/>
+        <w:gridCol w:w="2241"/>
         <w:gridCol w:w="1872"/>
         <w:gridCol w:w="1872"/>
         <w:gridCol w:w="1872"/>
@@ -5024,7 +4951,7 @@
           <w:tcPr>
             <w:shd w:val="clear" w:color="auto" w:fill="f2f2f2"/>
             <w:tcBorders/>
-            <w:tcW w:w="1219" w:type="dxa"/>
+            <w:tcW w:w="1503" w:type="dxa"/>
           </w:tcPr>
           <w:p>
             <w:pPr>
@@ -5066,7 +4993,7 @@
           <w:tcPr>
             <w:shd w:val="clear" w:color="auto" w:fill="f2f2f2"/>
             <w:tcBorders/>
-            <w:tcW w:w="2525" w:type="dxa"/>
+            <w:tcW w:w="2241" w:type="dxa"/>
           </w:tcPr>
           <w:p>
             <w:pPr>
@@ -5236,7 +5163,7 @@
         <w:tc>
           <w:tcPr>
             <w:tcBorders/>
-            <w:tcW w:w="1219" w:type="dxa"/>
+            <w:tcW w:w="1503" w:type="dxa"/>
           </w:tcPr>
           <w:p>
             <w:pPr>
@@ -5277,7 +5204,7 @@
         <w:tc>
           <w:tcPr>
             <w:tcBorders/>
-            <w:tcW w:w="2525" w:type="dxa"/>
+            <w:tcW w:w="2241" w:type="dxa"/>
           </w:tcPr>
           <w:p>
             <w:pPr>
@@ -5293,7 +5220,7 @@
             </w:pPr>
             <w:r>
               <w:rPr>
-                <w:rStyle w:val="920"/>
+                <w:rStyle w:val="922"/>
                 <w:rFonts w:ascii="Times New Roman" w:hAnsi="Times New Roman" w:eastAsia="Times New Roman" w:cs="Times New Roman"/>
                 <w:sz w:val="28"/>
                 <w:szCs w:val="28"/>
@@ -5343,7 +5270,7 @@
             </w:r>
             <w:r>
               <w:rPr>
-                <w:rStyle w:val="920"/>
+                <w:rStyle w:val="922"/>
                 <w:rFonts w:ascii="Times New Roman" w:hAnsi="Times New Roman" w:eastAsia="Times New Roman" w:cs="Times New Roman"/>
                 <w:sz w:val="28"/>
                 <w:szCs w:val="28"/>
@@ -5454,7 +5381,7 @@
         <w:tc>
           <w:tcPr>
             <w:tcBorders/>
-            <w:tcW w:w="1219" w:type="dxa"/>
+            <w:tcW w:w="1503" w:type="dxa"/>
           </w:tcPr>
           <w:p>
             <w:pPr>
@@ -5495,7 +5422,7 @@
         <w:tc>
           <w:tcPr>
             <w:tcBorders/>
-            <w:tcW w:w="2525" w:type="dxa"/>
+            <w:tcW w:w="2241" w:type="dxa"/>
           </w:tcPr>
           <w:p>
             <w:pPr>
@@ -5511,7 +5438,7 @@
             </w:pPr>
             <w:r>
               <w:rPr>
-                <w:rStyle w:val="920"/>
+                <w:rStyle w:val="922"/>
                 <w:rFonts w:ascii="Times New Roman" w:hAnsi="Times New Roman" w:eastAsia="Times New Roman" w:cs="Times New Roman"/>
                 <w:sz w:val="28"/>
                 <w:szCs w:val="28"/>
@@ -5561,7 +5488,7 @@
             </w:r>
             <w:r>
               <w:rPr>
-                <w:rStyle w:val="920"/>
+                <w:rStyle w:val="922"/>
                 <w:rFonts w:ascii="Times New Roman" w:hAnsi="Times New Roman" w:eastAsia="Times New Roman" w:cs="Times New Roman"/>
                 <w:sz w:val="28"/>
                 <w:szCs w:val="28"/>
@@ -5672,7 +5599,7 @@
         <w:tc>
           <w:tcPr>
             <w:tcBorders/>
-            <w:tcW w:w="1219" w:type="dxa"/>
+            <w:tcW w:w="1503" w:type="dxa"/>
           </w:tcPr>
           <w:p>
             <w:pPr>
@@ -5713,7 +5640,7 @@
         <w:tc>
           <w:tcPr>
             <w:tcBorders/>
-            <w:tcW w:w="2525" w:type="dxa"/>
+            <w:tcW w:w="2241" w:type="dxa"/>
           </w:tcPr>
           <w:p>
             <w:pPr>
@@ -5729,7 +5656,7 @@
             </w:pPr>
             <w:r>
               <w:rPr>
-                <w:rStyle w:val="920"/>
+                <w:rStyle w:val="922"/>
                 <w:rFonts w:ascii="Times New Roman" w:hAnsi="Times New Roman" w:eastAsia="Times New Roman" w:cs="Times New Roman"/>
                 <w:sz w:val="28"/>
                 <w:szCs w:val="28"/>
@@ -5879,7 +5806,7 @@
     </w:tbl>
     <w:p>
       <w:pPr>
-        <w:pStyle w:val="913"/>
+        <w:pStyle w:val="915"/>
         <w:pBdr/>
         <w:spacing/>
         <w:ind/>
@@ -5915,7 +5842,7 @@
     </w:p>
     <w:tbl>
       <w:tblPr>
-        <w:tblStyle w:val="926"/>
+        <w:tblStyle w:val="928"/>
         <w:tblW w:w="0" w:type="auto"/>
         <w:tblBorders/>
         <w:tblLayout w:type="fixed"/>
@@ -6119,7 +6046,7 @@
             </w:pPr>
             <w:r>
               <w:rPr>
-                <w:rStyle w:val="920"/>
+                <w:rStyle w:val="922"/>
                 <w:rFonts w:ascii="Times New Roman" w:hAnsi="Times New Roman" w:eastAsia="Times New Roman" w:cs="Times New Roman"/>
                 <w:sz w:val="28"/>
                 <w:szCs w:val="28"/>
@@ -6174,6 +6101,13 @@
                 <w:szCs w:val="28"/>
               </w:rPr>
             </w:r>
+            <w:r>
+              <w:rPr>
+                <w:rFonts w:ascii="Times New Roman" w:hAnsi="Times New Roman" w:cs="Times New Roman"/>
+                <w:sz w:val="28"/>
+                <w:szCs w:val="28"/>
+              </w:rPr>
+            </w:r>
           </w:p>
         </w:tc>
       </w:tr>
@@ -6206,22 +6140,22 @@
       </w:r>
       <w:r>
         <w:rPr>
-          <w:rFonts w:ascii="Times New Roman" w:hAnsi="Times New Roman" w:eastAsia="Times New Roman" w:cs="Times New Roman"/>
-          <w:sz w:val="26"/>
-          <w:szCs w:val="26"/>
-        </w:rPr>
-      </w:r>
-      <w:r>
-        <w:rPr>
           <w:rFonts w:ascii="Times New Roman" w:hAnsi="Times New Roman" w:cs="Times New Roman"/>
           <w:sz w:val="26"/>
           <w:szCs w:val="26"/>
         </w:rPr>
       </w:r>
+      <w:r>
+        <w:rPr>
+          <w:rFonts w:ascii="Times New Roman" w:hAnsi="Times New Roman" w:cs="Times New Roman"/>
+          <w:sz w:val="26"/>
+          <w:szCs w:val="26"/>
+        </w:rPr>
+      </w:r>
     </w:p>
     <w:p>
       <w:pPr>
-        <w:pStyle w:val="921"/>
+        <w:pStyle w:val="923"/>
         <w:numPr>
           <w:ilvl w:val="0"/>
           <w:numId w:val="17"/>
@@ -6324,7 +6258,7 @@
       </w:r>
       <w:r>
         <w:rPr>
-          <w:rFonts w:ascii="Times New Roman" w:hAnsi="Times New Roman" w:eastAsia="Times New Roman" w:cs="Times New Roman"/>
+          <w:rFonts w:ascii="Times New Roman" w:hAnsi="Times New Roman" w:cs="Times New Roman"/>
           <w:sz w:val="28"/>
           <w:szCs w:val="28"/>
         </w:rPr>
@@ -6339,7 +6273,7 @@
     </w:p>
     <w:p>
       <w:pPr>
-        <w:pStyle w:val="921"/>
+        <w:pStyle w:val="923"/>
         <w:numPr>
           <w:ilvl w:val="0"/>
           <w:numId w:val="17"/>
@@ -6397,7 +6331,7 @@
       </w:r>
       <w:r>
         <w:rPr>
-          <w:rFonts w:ascii="Times New Roman" w:hAnsi="Times New Roman" w:eastAsia="Times New Roman" w:cs="Times New Roman"/>
+          <w:rFonts w:ascii="Times New Roman" w:hAnsi="Times New Roman" w:cs="Times New Roman"/>
           <w:sz w:val="28"/>
           <w:szCs w:val="28"/>
         </w:rPr>
@@ -6412,7 +6346,7 @@
     </w:p>
     <w:p>
       <w:pPr>
-        <w:pStyle w:val="921"/>
+        <w:pStyle w:val="923"/>
         <w:numPr>
           <w:ilvl w:val="0"/>
           <w:numId w:val="17"/>
@@ -6479,7 +6413,7 @@
       </w:r>
       <w:r>
         <w:rPr>
-          <w:rFonts w:ascii="Times New Roman" w:hAnsi="Times New Roman" w:eastAsia="Times New Roman" w:cs="Times New Roman"/>
+          <w:rFonts w:ascii="Times New Roman" w:hAnsi="Times New Roman" w:cs="Times New Roman"/>
           <w:sz w:val="28"/>
           <w:szCs w:val="28"/>
         </w:rPr>
@@ -6520,22 +6454,22 @@
       </w:r>
       <w:r>
         <w:rPr>
-          <w:rFonts w:ascii="Times New Roman" w:hAnsi="Times New Roman" w:eastAsia="Times New Roman" w:cs="Times New Roman"/>
-          <w:sz w:val="26"/>
-          <w:szCs w:val="26"/>
-        </w:rPr>
-      </w:r>
-      <w:r>
-        <w:rPr>
           <w:rFonts w:ascii="Times New Roman" w:hAnsi="Times New Roman" w:cs="Times New Roman"/>
           <w:sz w:val="26"/>
           <w:szCs w:val="26"/>
         </w:rPr>
       </w:r>
+      <w:r>
+        <w:rPr>
+          <w:rFonts w:ascii="Times New Roman" w:hAnsi="Times New Roman" w:cs="Times New Roman"/>
+          <w:sz w:val="26"/>
+          <w:szCs w:val="26"/>
+        </w:rPr>
+      </w:r>
     </w:p>
     <w:p>
       <w:pPr>
-        <w:pStyle w:val="921"/>
+        <w:pStyle w:val="923"/>
         <w:numPr>
           <w:ilvl w:val="0"/>
           <w:numId w:val="16"/>
@@ -6638,7 +6572,7 @@
       </w:r>
       <w:r>
         <w:rPr>
-          <w:rFonts w:ascii="Times New Roman" w:hAnsi="Times New Roman" w:eastAsia="Times New Roman" w:cs="Times New Roman"/>
+          <w:rFonts w:ascii="Times New Roman" w:hAnsi="Times New Roman" w:cs="Times New Roman"/>
           <w:sz w:val="28"/>
           <w:szCs w:val="28"/>
         </w:rPr>
@@ -6653,7 +6587,7 @@
     </w:p>
     <w:p>
       <w:pPr>
-        <w:pStyle w:val="921"/>
+        <w:pStyle w:val="923"/>
         <w:numPr>
           <w:ilvl w:val="0"/>
           <w:numId w:val="19"/>
@@ -6720,7 +6654,7 @@
       </w:r>
       <w:r>
         <w:rPr>
-          <w:rFonts w:ascii="Times New Roman" w:hAnsi="Times New Roman" w:eastAsia="Times New Roman" w:cs="Times New Roman"/>
+          <w:rFonts w:ascii="Times New Roman" w:hAnsi="Times New Roman" w:cs="Times New Roman"/>
           <w:sz w:val="28"/>
           <w:szCs w:val="28"/>
         </w:rPr>
@@ -6735,7 +6669,7 @@
     </w:p>
     <w:p>
       <w:pPr>
-        <w:pStyle w:val="921"/>
+        <w:pStyle w:val="923"/>
         <w:numPr>
           <w:ilvl w:val="0"/>
           <w:numId w:val="19"/>
@@ -6795,7 +6729,7 @@
     </w:p>
     <w:p>
       <w:pPr>
-        <w:pStyle w:val="911"/>
+        <w:pStyle w:val="913"/>
         <w:pBdr/>
         <w:spacing/>
         <w:ind/>
@@ -6824,23 +6758,24 @@
       </w:r>
       <w:r>
         <w:rPr>
-          <w:rFonts w:ascii="Times New Roman" w:hAnsi="Times New Roman" w:cs="Times New Roman"/>
-          <w:sz w:val="32"/>
-          <w:szCs w:val="32"/>
-        </w:rPr>
-      </w:r>
-      <w:r>
-        <w:rPr>
           <w:rFonts w:ascii="Times New Roman" w:hAnsi="Times New Roman" w:eastAsia="Times New Roman" w:cs="Times New Roman"/>
           <w:sz w:val="32"/>
           <w:szCs w:val="32"/>
           <w:highlight w:val="none"/>
         </w:rPr>
       </w:r>
+      <w:r>
+        <w:rPr>
+          <w:rFonts w:ascii="Times New Roman" w:hAnsi="Times New Roman" w:eastAsia="Times New Roman" w:cs="Times New Roman"/>
+          <w:sz w:val="32"/>
+          <w:szCs w:val="32"/>
+          <w:highlight w:val="none"/>
+        </w:rPr>
+      </w:r>
     </w:p>
     <w:p>
       <w:pPr>
-        <w:pStyle w:val="913"/>
+        <w:pStyle w:val="915"/>
         <w:pBdr/>
         <w:spacing/>
         <w:ind/>
@@ -6903,7 +6838,7 @@
       </w:r>
       <w:r>
         <w:rPr>
-          <w:rFonts w:ascii="Times New Roman" w:hAnsi="Times New Roman" w:eastAsia="Times New Roman" w:cs="Times New Roman"/>
+          <w:rFonts w:ascii="Times New Roman" w:hAnsi="Times New Roman" w:cs="Times New Roman"/>
           <w:sz w:val="28"/>
           <w:szCs w:val="28"/>
         </w:rPr>
@@ -6918,7 +6853,7 @@
     </w:p>
     <w:p>
       <w:pPr>
-        <w:pStyle w:val="913"/>
+        <w:pStyle w:val="915"/>
         <w:pBdr/>
         <w:spacing/>
         <w:ind/>
@@ -7344,7 +7279,7 @@
     </w:p>
     <w:p>
       <w:pPr>
-        <w:pStyle w:val="913"/>
+        <w:pStyle w:val="915"/>
         <w:pBdr/>
         <w:spacing/>
         <w:ind/>
@@ -7401,7 +7336,7 @@
       </w:r>
       <w:r>
         <w:rPr>
-          <w:rStyle w:val="920"/>
+          <w:rStyle w:val="922"/>
           <w:rFonts w:ascii="Times New Roman" w:hAnsi="Times New Roman" w:eastAsia="Times New Roman" w:cs="Times New Roman"/>
           <w:sz w:val="28"/>
           <w:szCs w:val="28"/>
@@ -7418,9 +7353,10 @@
       </w:r>
       <w:r>
         <w:rPr>
-          <w:rFonts w:ascii="Times New Roman" w:hAnsi="Times New Roman" w:cs="Times New Roman"/>
-          <w:sz w:val="28"/>
-          <w:szCs w:val="28"/>
+          <w:rFonts w:ascii="Times New Roman" w:hAnsi="Times New Roman" w:eastAsia="Times New Roman" w:cs="Times New Roman"/>
+          <w:sz w:val="28"/>
+          <w:szCs w:val="28"/>
+          <w:highlight w:val="none"/>
         </w:rPr>
       </w:r>
       <w:r>
@@ -8608,6 +8544,20 @@
           <w:szCs w:val="28"/>
         </w:rPr>
       </w:r>
+    </w:p>
+    <w:p>
+      <w:pPr>
+        <w:pStyle w:val="915"/>
+        <w:pBdr/>
+        <w:spacing/>
+        <w:ind/>
+        <w:jc w:val="both"/>
+        <w:rPr>
+          <w:rFonts w:ascii="Times New Roman" w:hAnsi="Times New Roman" w:cs="Times New Roman"/>
+          <w:sz w:val="28"/>
+          <w:szCs w:val="28"/>
+        </w:rPr>
+      </w:pPr>
       <w:r>
         <w:rPr>
           <w:rFonts w:ascii="Times New Roman" w:hAnsi="Times New Roman" w:eastAsia="Times New Roman" w:cs="Times New Roman"/>
@@ -8627,12 +8577,6 @@
       <w:r>
         <w:rPr>
           <w:rFonts w:ascii="Times New Roman" w:hAnsi="Times New Roman" w:cs="Times New Roman"/>
-          <w:sz w:val="28"/>
-          <w:szCs w:val="28"/>
-        </w:rPr>
-      </w:r>
-      <w:r>
-        <w:rPr>
           <w:sz w:val="28"/>
           <w:szCs w:val="28"/>
         </w:rPr>
@@ -8640,45 +8584,7 @@
     </w:p>
     <w:p>
       <w:pPr>
-        <w:pStyle w:val="913"/>
-        <w:pBdr/>
-        <w:spacing/>
-        <w:ind/>
-        <w:jc w:val="both"/>
-        <w:rPr>
-          <w:rFonts w:ascii="Times New Roman" w:hAnsi="Times New Roman" w:cs="Times New Roman"/>
-          <w:sz w:val="28"/>
-          <w:szCs w:val="28"/>
-        </w:rPr>
-      </w:pPr>
-      <w:r>
-        <w:rPr>
-          <w:rFonts w:ascii="Times New Roman" w:hAnsi="Times New Roman" w:eastAsia="Times New Roman" w:cs="Times New Roman"/>
-          <w:sz w:val="28"/>
-          <w:szCs w:val="28"/>
-          <w:highlight w:val="none"/>
-        </w:rPr>
-      </w:r>
-      <w:r>
-        <w:rPr>
-          <w:rFonts w:ascii="Times New Roman" w:hAnsi="Times New Roman" w:eastAsia="Times New Roman" w:cs="Times New Roman"/>
-          <w:sz w:val="28"/>
-          <w:szCs w:val="28"/>
-          <w:highlight w:val="none"/>
-        </w:rPr>
-      </w:r>
-      <w:r>
-        <w:rPr>
-          <w:rFonts w:ascii="Times New Roman" w:hAnsi="Times New Roman" w:eastAsia="Times New Roman" w:cs="Times New Roman"/>
-          <w:sz w:val="28"/>
-          <w:szCs w:val="28"/>
-          <w:highlight w:val="none"/>
-        </w:rPr>
-      </w:r>
-    </w:p>
-    <w:p>
-      <w:pPr>
-        <w:pStyle w:val="913"/>
+        <w:pStyle w:val="915"/>
         <w:pBdr/>
         <w:spacing/>
         <w:ind/>
@@ -8731,9 +8637,10 @@
       </w:r>
       <w:r>
         <w:rPr>
-          <w:rFonts w:ascii="Times New Roman" w:hAnsi="Times New Roman" w:cs="Times New Roman"/>
-          <w:sz w:val="28"/>
-          <w:szCs w:val="28"/>
+          <w:rFonts w:ascii="Times New Roman" w:hAnsi="Times New Roman" w:eastAsia="Times New Roman" w:cs="Times New Roman"/>
+          <w:sz w:val="28"/>
+          <w:szCs w:val="28"/>
+          <w:highlight w:val="none"/>
         </w:rPr>
       </w:r>
     </w:p>
@@ -8990,7 +8897,7 @@
     </w:p>
     <w:p>
       <w:pPr>
-        <w:pStyle w:val="913"/>
+        <w:pStyle w:val="915"/>
         <w:pBdr/>
         <w:spacing/>
         <w:ind/>
@@ -9765,7 +9672,6 @@
       </w:r>
       <w:r>
         <w:rPr>
-          <w:rFonts w:ascii="Courier New" w:hAnsi="Courier New" w:eastAsia="Courier New" w:cs="Courier New"/>
           <w:sz w:val="28"/>
           <w:szCs w:val="28"/>
         </w:rPr>
@@ -9779,7 +9685,7 @@
     </w:p>
     <w:p>
       <w:pPr>
-        <w:pStyle w:val="913"/>
+        <w:pStyle w:val="915"/>
         <w:pBdr/>
         <w:spacing/>
         <w:ind w:firstLine="0" w:left="0"/>
@@ -9815,7 +9721,7 @@
     </w:p>
     <w:tbl>
       <w:tblPr>
-        <w:tblStyle w:val="926"/>
+        <w:tblStyle w:val="928"/>
         <w:tblInd w:w="0" w:type="dxa"/>
         <w:tblW w:w="0" w:type="auto"/>
         <w:tblBorders>
@@ -9881,6 +9787,13 @@
                 <w:szCs w:val="28"/>
               </w:rPr>
             </w:r>
+            <w:r>
+              <w:rPr>
+                <w:rFonts w:ascii="Times New Roman" w:hAnsi="Times New Roman" w:cs="Times New Roman"/>
+                <w:sz w:val="28"/>
+                <w:szCs w:val="28"/>
+              </w:rPr>
+            </w:r>
           </w:p>
         </w:tc>
         <w:tc>
@@ -9924,7 +9837,7 @@
             </w:r>
             <w:r>
               <w:rPr>
-                <w:rFonts w:ascii="Times New Roman" w:hAnsi="Times New Roman" w:eastAsia="Times New Roman" w:cs="Times New Roman"/>
+                <w:rFonts w:ascii="Times New Roman" w:hAnsi="Times New Roman" w:cs="Times New Roman"/>
                 <w:sz w:val="28"/>
                 <w:szCs w:val="28"/>
               </w:rPr>
@@ -9979,7 +9892,7 @@
             </w:r>
             <w:r>
               <w:rPr>
-                <w:rFonts w:ascii="Times New Roman" w:hAnsi="Times New Roman" w:eastAsia="Times New Roman" w:cs="Times New Roman"/>
+                <w:rFonts w:ascii="Times New Roman" w:hAnsi="Times New Roman" w:cs="Times New Roman"/>
                 <w:sz w:val="28"/>
                 <w:szCs w:val="28"/>
               </w:rPr>
@@ -10038,7 +9951,7 @@
             </w:r>
             <w:r>
               <w:rPr>
-                <w:rFonts w:ascii="Times New Roman" w:hAnsi="Times New Roman" w:eastAsia="Times New Roman" w:cs="Times New Roman"/>
+                <w:rFonts w:ascii="Times New Roman" w:hAnsi="Times New Roman" w:cs="Times New Roman"/>
                 <w:sz w:val="28"/>
                 <w:szCs w:val="28"/>
               </w:rPr>
@@ -10092,7 +10005,7 @@
             </w:r>
             <w:r>
               <w:rPr>
-                <w:rFonts w:ascii="Times New Roman" w:hAnsi="Times New Roman" w:eastAsia="Times New Roman" w:cs="Times New Roman"/>
+                <w:rFonts w:ascii="Times New Roman" w:hAnsi="Times New Roman" w:cs="Times New Roman"/>
                 <w:sz w:val="28"/>
                 <w:szCs w:val="28"/>
               </w:rPr>
@@ -10146,7 +10059,7 @@
             </w:r>
             <w:r>
               <w:rPr>
-                <w:rFonts w:ascii="Times New Roman" w:hAnsi="Times New Roman" w:eastAsia="Times New Roman" w:cs="Times New Roman"/>
+                <w:rFonts w:ascii="Times New Roman" w:hAnsi="Times New Roman" w:cs="Times New Roman"/>
                 <w:sz w:val="28"/>
                 <w:szCs w:val="28"/>
               </w:rPr>
@@ -10205,7 +10118,7 @@
             </w:r>
             <w:r>
               <w:rPr>
-                <w:rFonts w:ascii="Times New Roman" w:hAnsi="Times New Roman" w:eastAsia="Times New Roman" w:cs="Times New Roman"/>
+                <w:rFonts w:ascii="Times New Roman" w:hAnsi="Times New Roman" w:cs="Times New Roman"/>
                 <w:sz w:val="28"/>
                 <w:szCs w:val="28"/>
               </w:rPr>
@@ -10259,7 +10172,7 @@
             </w:r>
             <w:r>
               <w:rPr>
-                <w:rFonts w:ascii="Times New Roman" w:hAnsi="Times New Roman" w:eastAsia="Times New Roman" w:cs="Times New Roman"/>
+                <w:rFonts w:ascii="Times New Roman" w:hAnsi="Times New Roman" w:cs="Times New Roman"/>
                 <w:sz w:val="28"/>
                 <w:szCs w:val="28"/>
               </w:rPr>
@@ -10313,7 +10226,7 @@
             </w:r>
             <w:r>
               <w:rPr>
-                <w:rFonts w:ascii="Times New Roman" w:hAnsi="Times New Roman" w:eastAsia="Times New Roman" w:cs="Times New Roman"/>
+                <w:rFonts w:ascii="Times New Roman" w:hAnsi="Times New Roman" w:cs="Times New Roman"/>
                 <w:sz w:val="28"/>
                 <w:szCs w:val="28"/>
               </w:rPr>
@@ -10372,7 +10285,7 @@
             </w:r>
             <w:r>
               <w:rPr>
-                <w:rFonts w:ascii="Times New Roman" w:hAnsi="Times New Roman" w:eastAsia="Times New Roman" w:cs="Times New Roman"/>
+                <w:rFonts w:ascii="Times New Roman" w:hAnsi="Times New Roman" w:cs="Times New Roman"/>
                 <w:sz w:val="28"/>
                 <w:szCs w:val="28"/>
               </w:rPr>
@@ -10426,7 +10339,7 @@
             </w:r>
             <w:r>
               <w:rPr>
-                <w:rFonts w:ascii="Times New Roman" w:hAnsi="Times New Roman" w:eastAsia="Times New Roman" w:cs="Times New Roman"/>
+                <w:rFonts w:ascii="Times New Roman" w:hAnsi="Times New Roman" w:cs="Times New Roman"/>
                 <w:sz w:val="28"/>
                 <w:szCs w:val="28"/>
               </w:rPr>
@@ -10480,7 +10393,7 @@
             </w:r>
             <w:r>
               <w:rPr>
-                <w:rFonts w:ascii="Times New Roman" w:hAnsi="Times New Roman" w:eastAsia="Times New Roman" w:cs="Times New Roman"/>
+                <w:rFonts w:ascii="Times New Roman" w:hAnsi="Times New Roman" w:cs="Times New Roman"/>
                 <w:sz w:val="28"/>
                 <w:szCs w:val="28"/>
               </w:rPr>
@@ -10539,7 +10452,7 @@
             </w:r>
             <w:r>
               <w:rPr>
-                <w:rFonts w:ascii="Times New Roman" w:hAnsi="Times New Roman" w:eastAsia="Times New Roman" w:cs="Times New Roman"/>
+                <w:rFonts w:ascii="Times New Roman" w:hAnsi="Times New Roman" w:cs="Times New Roman"/>
                 <w:sz w:val="28"/>
                 <w:szCs w:val="28"/>
               </w:rPr>
@@ -10593,7 +10506,7 @@
             </w:r>
             <w:r>
               <w:rPr>
-                <w:rFonts w:ascii="Times New Roman" w:hAnsi="Times New Roman" w:eastAsia="Times New Roman" w:cs="Times New Roman"/>
+                <w:rFonts w:ascii="Times New Roman" w:hAnsi="Times New Roman" w:cs="Times New Roman"/>
                 <w:sz w:val="28"/>
                 <w:szCs w:val="28"/>
               </w:rPr>
@@ -10647,7 +10560,7 @@
             </w:r>
             <w:r>
               <w:rPr>
-                <w:rFonts w:ascii="Times New Roman" w:hAnsi="Times New Roman" w:eastAsia="Times New Roman" w:cs="Times New Roman"/>
+                <w:rFonts w:ascii="Times New Roman" w:hAnsi="Times New Roman" w:cs="Times New Roman"/>
                 <w:sz w:val="28"/>
                 <w:szCs w:val="28"/>
               </w:rPr>
@@ -10706,7 +10619,7 @@
             </w:r>
             <w:r>
               <w:rPr>
-                <w:rFonts w:ascii="Times New Roman" w:hAnsi="Times New Roman" w:eastAsia="Times New Roman" w:cs="Times New Roman"/>
+                <w:rFonts w:ascii="Times New Roman" w:hAnsi="Times New Roman" w:cs="Times New Roman"/>
                 <w:sz w:val="28"/>
                 <w:szCs w:val="28"/>
               </w:rPr>
@@ -10760,7 +10673,7 @@
             </w:r>
             <w:r>
               <w:rPr>
-                <w:rFonts w:ascii="Times New Roman" w:hAnsi="Times New Roman" w:eastAsia="Times New Roman" w:cs="Times New Roman"/>
+                <w:rFonts w:ascii="Times New Roman" w:hAnsi="Times New Roman" w:cs="Times New Roman"/>
                 <w:sz w:val="28"/>
                 <w:szCs w:val="28"/>
               </w:rPr>
@@ -10814,7 +10727,7 @@
             </w:r>
             <w:r>
               <w:rPr>
-                <w:rFonts w:ascii="Times New Roman" w:hAnsi="Times New Roman" w:eastAsia="Times New Roman" w:cs="Times New Roman"/>
+                <w:rFonts w:ascii="Times New Roman" w:hAnsi="Times New Roman" w:cs="Times New Roman"/>
                 <w:sz w:val="28"/>
                 <w:szCs w:val="28"/>
               </w:rPr>
@@ -10882,7 +10795,7 @@
       </w:r>
       <w:r>
         <w:rPr>
-          <w:rFonts w:ascii="Times New Roman" w:hAnsi="Times New Roman" w:eastAsia="Times New Roman" w:cs="Times New Roman"/>
+          <w:rFonts w:ascii="Times New Roman" w:hAnsi="Times New Roman" w:cs="Times New Roman"/>
           <w:sz w:val="28"/>
           <w:szCs w:val="28"/>
         </w:rPr>
@@ -10897,7 +10810,7 @@
     </w:p>
     <w:p>
       <w:pPr>
-        <w:pStyle w:val="921"/>
+        <w:pStyle w:val="923"/>
         <w:numPr>
           <w:ilvl w:val="0"/>
           <w:numId w:val="13"/>
@@ -10987,15 +10900,6 @@
       </w:r>
       <w:r>
         <w:rPr>
-          <w:rFonts w:ascii="Times New Roman" w:hAnsi="Times New Roman" w:eastAsia="Times New Roman" w:cs="Times New Roman"/>
-          <w:b w:val="0"/>
-          <w:bCs w:val="0"/>
-          <w:sz w:val="28"/>
-          <w:szCs w:val="28"/>
-        </w:rPr>
-      </w:r>
-      <w:r>
-        <w:rPr>
           <w:rFonts w:ascii="Times New Roman" w:hAnsi="Times New Roman" w:cs="Times New Roman"/>
           <w:b w:val="0"/>
           <w:bCs w:val="0"/>
@@ -11003,10 +10907,19 @@
           <w:szCs w:val="28"/>
         </w:rPr>
       </w:r>
+      <w:r>
+        <w:rPr>
+          <w:rFonts w:ascii="Times New Roman" w:hAnsi="Times New Roman" w:cs="Times New Roman"/>
+          <w:b w:val="0"/>
+          <w:bCs w:val="0"/>
+          <w:sz w:val="28"/>
+          <w:szCs w:val="28"/>
+        </w:rPr>
+      </w:r>
     </w:p>
     <w:p>
       <w:pPr>
-        <w:pStyle w:val="921"/>
+        <w:pStyle w:val="923"/>
         <w:numPr>
           <w:ilvl w:val="0"/>
           <w:numId w:val="13"/>
@@ -11096,15 +11009,6 @@
       </w:r>
       <w:r>
         <w:rPr>
-          <w:rFonts w:ascii="Times New Roman" w:hAnsi="Times New Roman" w:eastAsia="Times New Roman" w:cs="Times New Roman"/>
-          <w:b w:val="0"/>
-          <w:bCs w:val="0"/>
-          <w:sz w:val="28"/>
-          <w:szCs w:val="28"/>
-        </w:rPr>
-      </w:r>
-      <w:r>
-        <w:rPr>
           <w:rFonts w:ascii="Times New Roman" w:hAnsi="Times New Roman" w:cs="Times New Roman"/>
           <w:b w:val="0"/>
           <w:bCs w:val="0"/>
@@ -11112,10 +11016,19 @@
           <w:szCs w:val="28"/>
         </w:rPr>
       </w:r>
+      <w:r>
+        <w:rPr>
+          <w:rFonts w:ascii="Times New Roman" w:hAnsi="Times New Roman" w:cs="Times New Roman"/>
+          <w:b w:val="0"/>
+          <w:bCs w:val="0"/>
+          <w:sz w:val="28"/>
+          <w:szCs w:val="28"/>
+        </w:rPr>
+      </w:r>
     </w:p>
     <w:p>
       <w:pPr>
-        <w:pStyle w:val="921"/>
+        <w:pStyle w:val="923"/>
         <w:numPr>
           <w:ilvl w:val="0"/>
           <w:numId w:val="13"/>
@@ -11161,7 +11074,7 @@
       </w:r>
       <w:r>
         <w:rPr>
-          <w:rFonts w:ascii="Times New Roman" w:hAnsi="Times New Roman" w:eastAsia="Times New Roman" w:cs="Times New Roman"/>
+          <w:rFonts w:ascii="Times New Roman" w:hAnsi="Times New Roman" w:cs="Times New Roman"/>
           <w:b w:val="0"/>
           <w:bCs w:val="0"/>
           <w:sz w:val="28"/>
@@ -11207,7 +11120,7 @@
       </w:r>
       <w:r>
         <w:rPr>
-          <w:rFonts w:ascii="Times New Roman" w:hAnsi="Times New Roman" w:eastAsia="Times New Roman" w:cs="Times New Roman"/>
+          <w:rFonts w:ascii="Times New Roman" w:hAnsi="Times New Roman" w:cs="Times New Roman"/>
           <w:sz w:val="28"/>
           <w:szCs w:val="28"/>
         </w:rPr>
@@ -11222,7 +11135,7 @@
     </w:p>
     <w:p>
       <w:pPr>
-        <w:pStyle w:val="921"/>
+        <w:pStyle w:val="923"/>
         <w:numPr>
           <w:ilvl w:val="0"/>
           <w:numId w:val="14"/>
@@ -11253,7 +11166,7 @@
       </w:r>
       <w:r>
         <w:rPr>
-          <w:rFonts w:ascii="Times New Roman" w:hAnsi="Times New Roman" w:eastAsia="Times New Roman" w:cs="Times New Roman"/>
+          <w:rFonts w:ascii="Times New Roman" w:hAnsi="Times New Roman" w:cs="Times New Roman"/>
           <w:sz w:val="28"/>
           <w:szCs w:val="28"/>
         </w:rPr>
@@ -11268,7 +11181,7 @@
     </w:p>
     <w:p>
       <w:pPr>
-        <w:pStyle w:val="921"/>
+        <w:pStyle w:val="923"/>
         <w:numPr>
           <w:ilvl w:val="0"/>
           <w:numId w:val="14"/>
@@ -11317,7 +11230,7 @@
       </w:r>
       <w:r>
         <w:rPr>
-          <w:rFonts w:ascii="Times New Roman" w:hAnsi="Times New Roman" w:eastAsia="Times New Roman" w:cs="Times New Roman"/>
+          <w:rFonts w:ascii="Times New Roman" w:hAnsi="Times New Roman" w:cs="Times New Roman"/>
           <w:sz w:val="28"/>
           <w:szCs w:val="28"/>
         </w:rPr>
@@ -11332,7 +11245,7 @@
     </w:p>
     <w:p>
       <w:pPr>
-        <w:pStyle w:val="921"/>
+        <w:pStyle w:val="923"/>
         <w:numPr>
           <w:ilvl w:val="0"/>
           <w:numId w:val="14"/>
@@ -11363,7 +11276,7 @@
       </w:r>
       <w:r>
         <w:rPr>
-          <w:rFonts w:ascii="Times New Roman" w:hAnsi="Times New Roman" w:eastAsia="Times New Roman" w:cs="Times New Roman"/>
+          <w:rFonts w:ascii="Times New Roman" w:hAnsi="Times New Roman" w:cs="Times New Roman"/>
           <w:sz w:val="28"/>
           <w:szCs w:val="28"/>
         </w:rPr>
@@ -13913,9 +13826,9 @@
     <w:lsdException w:name="Bibliography" w:uiPriority="37"/>
     <w:lsdException w:name="TOC Heading" w:uiPriority="39" w:qFormat="1"/>
   </w:latentStyles>
-  <w:style w:type="table" w:styleId="733">
+  <w:style w:type="table" w:styleId="735">
     <w:name w:val="Table Grid Light"/>
-    <w:basedOn w:val="925"/>
+    <w:basedOn w:val="927"/>
     <w:uiPriority w:val="59"/>
     <w:pPr>
       <w:pBdr/>
@@ -14112,9 +14025,9 @@
       </w:tcPr>
     </w:tblStylePr>
   </w:style>
-  <w:style w:type="table" w:styleId="734">
+  <w:style w:type="table" w:styleId="736">
     <w:name w:val="Plain Table 1"/>
-    <w:basedOn w:val="925"/>
+    <w:basedOn w:val="927"/>
     <w:uiPriority w:val="59"/>
     <w:pPr>
       <w:pBdr/>
@@ -14337,9 +14250,9 @@
       </w:tcPr>
     </w:tblStylePr>
   </w:style>
-  <w:style w:type="table" w:styleId="735">
+  <w:style w:type="table" w:styleId="737">
     <w:name w:val="Plain Table 2"/>
-    <w:basedOn w:val="925"/>
+    <w:basedOn w:val="927"/>
     <w:uiPriority w:val="59"/>
     <w:pPr>
       <w:pBdr/>
@@ -14570,9 +14483,9 @@
       </w:tcPr>
     </w:tblStylePr>
   </w:style>
-  <w:style w:type="table" w:styleId="736">
+  <w:style w:type="table" w:styleId="738">
     <w:name w:val="Plain Table 3"/>
-    <w:basedOn w:val="925"/>
+    <w:basedOn w:val="927"/>
     <w:uiPriority w:val="99"/>
     <w:pPr>
       <w:pBdr/>
@@ -14800,9 +14713,9 @@
       </w:tcPr>
     </w:tblStylePr>
   </w:style>
-  <w:style w:type="table" w:styleId="737">
+  <w:style w:type="table" w:styleId="739">
     <w:name w:val="Plain Table 4"/>
-    <w:basedOn w:val="925"/>
+    <w:basedOn w:val="927"/>
     <w:uiPriority w:val="99"/>
     <w:pPr>
       <w:pBdr/>
@@ -15016,9 +14929,9 @@
       </w:tcPr>
     </w:tblStylePr>
   </w:style>
-  <w:style w:type="table" w:styleId="738">
+  <w:style w:type="table" w:styleId="740">
     <w:name w:val="Plain Table 5"/>
-    <w:basedOn w:val="925"/>
+    <w:basedOn w:val="927"/>
     <w:uiPriority w:val="99"/>
     <w:pPr>
       <w:pBdr/>
@@ -15249,9 +15162,9 @@
       </w:tcPr>
     </w:tblStylePr>
   </w:style>
-  <w:style w:type="table" w:styleId="739">
+  <w:style w:type="table" w:styleId="741">
     <w:name w:val="Grid Table 1 Light"/>
-    <w:basedOn w:val="925"/>
+    <w:basedOn w:val="927"/>
     <w:uiPriority w:val="99"/>
     <w:pPr>
       <w:pBdr/>
@@ -15472,9 +15385,9 @@
       </w:tcPr>
     </w:tblStylePr>
   </w:style>
-  <w:style w:type="table" w:styleId="740">
+  <w:style w:type="table" w:styleId="742">
     <w:name w:val="Grid Table 1 Light - Accent 1"/>
-    <w:basedOn w:val="925"/>
+    <w:basedOn w:val="927"/>
     <w:uiPriority w:val="99"/>
     <w:pPr>
       <w:pBdr/>
@@ -15695,9 +15608,9 @@
       </w:tcPr>
     </w:tblStylePr>
   </w:style>
-  <w:style w:type="table" w:styleId="741">
+  <w:style w:type="table" w:styleId="743">
     <w:name w:val="Grid Table 1 Light - Accent 2"/>
-    <w:basedOn w:val="925"/>
+    <w:basedOn w:val="927"/>
     <w:uiPriority w:val="99"/>
     <w:pPr>
       <w:pBdr/>
@@ -15918,9 +15831,9 @@
       </w:tcPr>
     </w:tblStylePr>
   </w:style>
-  <w:style w:type="table" w:styleId="742">
+  <w:style w:type="table" w:styleId="744">
     <w:name w:val="Grid Table 1 Light - Accent 3"/>
-    <w:basedOn w:val="925"/>
+    <w:basedOn w:val="927"/>
     <w:uiPriority w:val="99"/>
     <w:pPr>
       <w:pBdr/>
@@ -16141,9 +16054,9 @@
       </w:tcPr>
     </w:tblStylePr>
   </w:style>
-  <w:style w:type="table" w:styleId="743">
+  <w:style w:type="table" w:styleId="745">
     <w:name w:val="Grid Table 1 Light - Accent 4"/>
-    <w:basedOn w:val="925"/>
+    <w:basedOn w:val="927"/>
     <w:uiPriority w:val="99"/>
     <w:pPr>
       <w:pBdr/>
@@ -16364,9 +16277,9 @@
       </w:tcPr>
     </w:tblStylePr>
   </w:style>
-  <w:style w:type="table" w:styleId="744">
+  <w:style w:type="table" w:styleId="746">
     <w:name w:val="Grid Table 1 Light - Accent 5"/>
-    <w:basedOn w:val="925"/>
+    <w:basedOn w:val="927"/>
     <w:uiPriority w:val="99"/>
     <w:pPr>
       <w:pBdr/>
@@ -16587,9 +16500,9 @@
       </w:tcPr>
     </w:tblStylePr>
   </w:style>
-  <w:style w:type="table" w:styleId="745">
+  <w:style w:type="table" w:styleId="747">
     <w:name w:val="Grid Table 1 Light - Accent 6"/>
-    <w:basedOn w:val="925"/>
+    <w:basedOn w:val="927"/>
     <w:uiPriority w:val="99"/>
     <w:pPr>
       <w:pBdr/>
@@ -16810,9 +16723,9 @@
       </w:tcPr>
     </w:tblStylePr>
   </w:style>
-  <w:style w:type="table" w:styleId="746">
+  <w:style w:type="table" w:styleId="748">
     <w:name w:val="Grid Table 2"/>
-    <w:basedOn w:val="925"/>
+    <w:basedOn w:val="927"/>
     <w:uiPriority w:val="99"/>
     <w:pPr>
       <w:pBdr/>
@@ -17042,9 +16955,9 @@
       </w:tcPr>
     </w:tblStylePr>
   </w:style>
-  <w:style w:type="table" w:styleId="747">
+  <w:style w:type="table" w:styleId="749">
     <w:name w:val="Grid Table 2 - Accent 1"/>
-    <w:basedOn w:val="925"/>
+    <w:basedOn w:val="927"/>
     <w:uiPriority w:val="99"/>
     <w:pPr>
       <w:pBdr/>
@@ -17274,9 +17187,9 @@
       </w:tcPr>
     </w:tblStylePr>
   </w:style>
-  <w:style w:type="table" w:styleId="748">
+  <w:style w:type="table" w:styleId="750">
     <w:name w:val="Grid Table 2 - Accent 2"/>
-    <w:basedOn w:val="925"/>
+    <w:basedOn w:val="927"/>
     <w:uiPriority w:val="99"/>
     <w:pPr>
       <w:pBdr/>
@@ -17506,9 +17419,9 @@
       </w:tcPr>
     </w:tblStylePr>
   </w:style>
-  <w:style w:type="table" w:styleId="749">
+  <w:style w:type="table" w:styleId="751">
     <w:name w:val="Grid Table 2 - Accent 3"/>
-    <w:basedOn w:val="925"/>
+    <w:basedOn w:val="927"/>
     <w:uiPriority w:val="99"/>
     <w:pPr>
       <w:pBdr/>
@@ -17738,9 +17651,9 @@
       </w:tcPr>
     </w:tblStylePr>
   </w:style>
-  <w:style w:type="table" w:styleId="750">
+  <w:style w:type="table" w:styleId="752">
     <w:name w:val="Grid Table 2 - Accent 4"/>
-    <w:basedOn w:val="925"/>
+    <w:basedOn w:val="927"/>
     <w:uiPriority w:val="99"/>
     <w:pPr>
       <w:pBdr/>
@@ -17970,9 +17883,9 @@
       </w:tcPr>
     </w:tblStylePr>
   </w:style>
-  <w:style w:type="table" w:styleId="751">
+  <w:style w:type="table" w:styleId="753">
     <w:name w:val="Grid Table 2 - Accent 5"/>
-    <w:basedOn w:val="925"/>
+    <w:basedOn w:val="927"/>
     <w:uiPriority w:val="99"/>
     <w:pPr>
       <w:pBdr/>
@@ -18202,9 +18115,9 @@
       </w:tcPr>
     </w:tblStylePr>
   </w:style>
-  <w:style w:type="table" w:styleId="752">
+  <w:style w:type="table" w:styleId="754">
     <w:name w:val="Grid Table 2 - Accent 6"/>
-    <w:basedOn w:val="925"/>
+    <w:basedOn w:val="927"/>
     <w:uiPriority w:val="99"/>
     <w:pPr>
       <w:pBdr/>
@@ -18434,9 +18347,9 @@
       </w:tcPr>
     </w:tblStylePr>
   </w:style>
-  <w:style w:type="table" w:styleId="753">
+  <w:style w:type="table" w:styleId="755">
     <w:name w:val="Grid Table 3"/>
-    <w:basedOn w:val="925"/>
+    <w:basedOn w:val="927"/>
     <w:uiPriority w:val="99"/>
     <w:pPr>
       <w:pBdr/>
@@ -18679,9 +18592,9 @@
       </w:tcPr>
     </w:tblStylePr>
   </w:style>
-  <w:style w:type="table" w:styleId="754">
+  <w:style w:type="table" w:styleId="756">
     <w:name w:val="Grid Table 3 - Accent 1"/>
-    <w:basedOn w:val="925"/>
+    <w:basedOn w:val="927"/>
     <w:uiPriority w:val="99"/>
     <w:pPr>
       <w:pBdr/>
@@ -18924,9 +18837,9 @@
       </w:tcPr>
     </w:tblStylePr>
   </w:style>
-  <w:style w:type="table" w:styleId="755">
+  <w:style w:type="table" w:styleId="757">
     <w:name w:val="Grid Table 3 - Accent 2"/>
-    <w:basedOn w:val="925"/>
+    <w:basedOn w:val="927"/>
     <w:uiPriority w:val="99"/>
     <w:pPr>
       <w:pBdr/>
@@ -19169,9 +19082,9 @@
       </w:tcPr>
     </w:tblStylePr>
   </w:style>
-  <w:style w:type="table" w:styleId="756">
+  <w:style w:type="table" w:styleId="758">
     <w:name w:val="Grid Table 3 - Accent 3"/>
-    <w:basedOn w:val="925"/>
+    <w:basedOn w:val="927"/>
     <w:uiPriority w:val="99"/>
     <w:pPr>
       <w:pBdr/>
@@ -19414,9 +19327,9 @@
       </w:tcPr>
     </w:tblStylePr>
   </w:style>
-  <w:style w:type="table" w:styleId="757">
+  <w:style w:type="table" w:styleId="759">
     <w:name w:val="Grid Table 3 - Accent 4"/>
-    <w:basedOn w:val="925"/>
+    <w:basedOn w:val="927"/>
     <w:uiPriority w:val="99"/>
     <w:pPr>
       <w:pBdr/>
@@ -19659,9 +19572,9 @@
       </w:tcPr>
     </w:tblStylePr>
   </w:style>
-  <w:style w:type="table" w:styleId="758">
+  <w:style w:type="table" w:styleId="760">
     <w:name w:val="Grid Table 3 - Accent 5"/>
-    <w:basedOn w:val="925"/>
+    <w:basedOn w:val="927"/>
     <w:uiPriority w:val="99"/>
     <w:pPr>
       <w:pBdr/>
@@ -19904,9 +19817,9 @@
       </w:tcPr>
     </w:tblStylePr>
   </w:style>
-  <w:style w:type="table" w:styleId="759">
+  <w:style w:type="table" w:styleId="761">
     <w:name w:val="Grid Table 3 - Accent 6"/>
-    <w:basedOn w:val="925"/>
+    <w:basedOn w:val="927"/>
     <w:uiPriority w:val="99"/>
     <w:pPr>
       <w:pBdr/>
@@ -20149,9 +20062,9 @@
       </w:tcPr>
     </w:tblStylePr>
   </w:style>
-  <w:style w:type="table" w:styleId="760">
+  <w:style w:type="table" w:styleId="762">
     <w:name w:val="Grid Table 4"/>
-    <w:basedOn w:val="925"/>
+    <w:basedOn w:val="927"/>
     <w:uiPriority w:val="59"/>
     <w:pPr>
       <w:pBdr/>
@@ -20382,9 +20295,9 @@
       </w:tcPr>
     </w:tblStylePr>
   </w:style>
-  <w:style w:type="table" w:styleId="761">
+  <w:style w:type="table" w:styleId="763">
     <w:name w:val="Grid Table 4 - Accent 1"/>
-    <w:basedOn w:val="925"/>
+    <w:basedOn w:val="927"/>
     <w:uiPriority w:val="59"/>
     <w:pPr>
       <w:pBdr/>
@@ -20615,9 +20528,9 @@
       </w:tcPr>
     </w:tblStylePr>
   </w:style>
-  <w:style w:type="table" w:styleId="762">
+  <w:style w:type="table" w:styleId="764">
     <w:name w:val="Grid Table 4 - Accent 2"/>
-    <w:basedOn w:val="925"/>
+    <w:basedOn w:val="927"/>
     <w:uiPriority w:val="59"/>
     <w:pPr>
       <w:pBdr/>
@@ -20848,9 +20761,9 @@
       </w:tcPr>
     </w:tblStylePr>
   </w:style>
-  <w:style w:type="table" w:styleId="763">
+  <w:style w:type="table" w:styleId="765">
     <w:name w:val="Grid Table 4 - Accent 3"/>
-    <w:basedOn w:val="925"/>
+    <w:basedOn w:val="927"/>
     <w:uiPriority w:val="59"/>
     <w:pPr>
       <w:pBdr/>
@@ -21081,9 +20994,9 @@
       </w:tcPr>
     </w:tblStylePr>
   </w:style>
-  <w:style w:type="table" w:styleId="764">
+  <w:style w:type="table" w:styleId="766">
     <w:name w:val="Grid Table 4 - Accent 4"/>
-    <w:basedOn w:val="925"/>
+    <w:basedOn w:val="927"/>
     <w:uiPriority w:val="59"/>
     <w:pPr>
       <w:pBdr/>
@@ -21314,9 +21227,9 @@
       </w:tcPr>
     </w:tblStylePr>
   </w:style>
-  <w:style w:type="table" w:styleId="765">
+  <w:style w:type="table" w:styleId="767">
     <w:name w:val="Grid Table 4 - Accent 5"/>
-    <w:basedOn w:val="925"/>
+    <w:basedOn w:val="927"/>
     <w:uiPriority w:val="59"/>
     <w:pPr>
       <w:pBdr/>
@@ -21547,9 +21460,9 @@
       </w:tcPr>
     </w:tblStylePr>
   </w:style>
-  <w:style w:type="table" w:styleId="766">
+  <w:style w:type="table" w:styleId="768">
     <w:name w:val="Grid Table 4 - Accent 6"/>
-    <w:basedOn w:val="925"/>
+    <w:basedOn w:val="927"/>
     <w:uiPriority w:val="59"/>
     <w:pPr>
       <w:pBdr/>
@@ -21780,9 +21693,9 @@
       </w:tcPr>
     </w:tblStylePr>
   </w:style>
-  <w:style w:type="table" w:styleId="767">
+  <w:style w:type="table" w:styleId="769">
     <w:name w:val="Grid Table 5 Dark"/>
-    <w:basedOn w:val="925"/>
+    <w:basedOn w:val="927"/>
     <w:uiPriority w:val="99"/>
     <w:pPr>
       <w:pBdr/>
@@ -22008,9 +21921,9 @@
       </w:tcPr>
     </w:tblStylePr>
   </w:style>
-  <w:style w:type="table" w:styleId="768">
+  <w:style w:type="table" w:styleId="770">
     <w:name w:val="Grid Table 5 Dark- Accent 1"/>
-    <w:basedOn w:val="925"/>
+    <w:basedOn w:val="927"/>
     <w:uiPriority w:val="99"/>
     <w:pPr>
       <w:pBdr/>
@@ -22236,9 +22149,9 @@
       </w:tcPr>
     </w:tblStylePr>
   </w:style>
-  <w:style w:type="table" w:styleId="769">
+  <w:style w:type="table" w:styleId="771">
     <w:name w:val="Grid Table 5 Dark - Accent 2"/>
-    <w:basedOn w:val="925"/>
+    <w:basedOn w:val="927"/>
     <w:uiPriority w:val="99"/>
     <w:pPr>
       <w:pBdr/>
@@ -22464,9 +22377,9 @@
       </w:tcPr>
     </w:tblStylePr>
   </w:style>
-  <w:style w:type="table" w:styleId="770">
+  <w:style w:type="table" w:styleId="772">
     <w:name w:val="Grid Table 5 Dark - Accent 3"/>
-    <w:basedOn w:val="925"/>
+    <w:basedOn w:val="927"/>
     <w:uiPriority w:val="99"/>
     <w:pPr>
       <w:pBdr/>
@@ -22692,9 +22605,9 @@
       </w:tcPr>
     </w:tblStylePr>
   </w:style>
-  <w:style w:type="table" w:styleId="771">
+  <w:style w:type="table" w:styleId="773">
     <w:name w:val="Grid Table 5 Dark- Accent 4"/>
-    <w:basedOn w:val="925"/>
+    <w:basedOn w:val="927"/>
     <w:uiPriority w:val="99"/>
     <w:pPr>
       <w:pBdr/>
@@ -22920,9 +22833,9 @@
       </w:tcPr>
     </w:tblStylePr>
   </w:style>
-  <w:style w:type="table" w:styleId="772">
+  <w:style w:type="table" w:styleId="774">
     <w:name w:val="Grid Table 5 Dark - Accent 5"/>
-    <w:basedOn w:val="925"/>
+    <w:basedOn w:val="927"/>
     <w:uiPriority w:val="99"/>
     <w:pPr>
       <w:pBdr/>
@@ -23148,9 +23061,9 @@
       </w:tcPr>
     </w:tblStylePr>
   </w:style>
-  <w:style w:type="table" w:styleId="773">
+  <w:style w:type="table" w:styleId="775">
     <w:name w:val="Grid Table 5 Dark - Accent 6"/>
-    <w:basedOn w:val="925"/>
+    <w:basedOn w:val="927"/>
     <w:uiPriority w:val="99"/>
     <w:pPr>
       <w:pBdr/>
@@ -23376,9 +23289,9 @@
       </w:tcPr>
     </w:tblStylePr>
   </w:style>
-  <w:style w:type="table" w:styleId="774">
+  <w:style w:type="table" w:styleId="776">
     <w:name w:val="Grid Table 6 Colorful"/>
-    <w:basedOn w:val="925"/>
+    <w:basedOn w:val="927"/>
     <w:uiPriority w:val="99"/>
     <w:pPr>
       <w:pBdr/>
@@ -23606,9 +23519,9 @@
       </w:tcPr>
     </w:tblStylePr>
   </w:style>
-  <w:style w:type="table" w:styleId="775">
+  <w:style w:type="table" w:styleId="777">
     <w:name w:val="Grid Table 6 Colorful - Accent 1"/>
-    <w:basedOn w:val="925"/>
+    <w:basedOn w:val="927"/>
     <w:uiPriority w:val="99"/>
     <w:pPr>
       <w:pBdr/>
@@ -23836,9 +23749,9 @@
       </w:tcPr>
     </w:tblStylePr>
   </w:style>
-  <w:style w:type="table" w:styleId="776">
+  <w:style w:type="table" w:styleId="778">
     <w:name w:val="Grid Table 6 Colorful - Accent 2"/>
-    <w:basedOn w:val="925"/>
+    <w:basedOn w:val="927"/>
     <w:uiPriority w:val="99"/>
     <w:pPr>
       <w:pBdr/>
@@ -24066,9 +23979,9 @@
       </w:tcPr>
     </w:tblStylePr>
   </w:style>
-  <w:style w:type="table" w:styleId="777">
+  <w:style w:type="table" w:styleId="779">
     <w:name w:val="Grid Table 6 Colorful - Accent 3"/>
-    <w:basedOn w:val="925"/>
+    <w:basedOn w:val="927"/>
     <w:uiPriority w:val="99"/>
     <w:pPr>
       <w:pBdr/>
@@ -24296,9 +24209,9 @@
       </w:tcPr>
     </w:tblStylePr>
   </w:style>
-  <w:style w:type="table" w:styleId="778">
+  <w:style w:type="table" w:styleId="780">
     <w:name w:val="Grid Table 6 Colorful - Accent 4"/>
-    <w:basedOn w:val="925"/>
+    <w:basedOn w:val="927"/>
     <w:uiPriority w:val="99"/>
     <w:pPr>
       <w:pBdr/>
@@ -24526,9 +24439,9 @@
       </w:tcPr>
     </w:tblStylePr>
   </w:style>
-  <w:style w:type="table" w:styleId="779">
+  <w:style w:type="table" w:styleId="781">
     <w:name w:val="Grid Table 6 Colorful - Accent 5"/>
-    <w:basedOn w:val="925"/>
+    <w:basedOn w:val="927"/>
     <w:uiPriority w:val="99"/>
     <w:pPr>
       <w:pBdr/>
@@ -24756,9 +24669,9 @@
       </w:tcPr>
     </w:tblStylePr>
   </w:style>
-  <w:style w:type="table" w:styleId="780">
+  <w:style w:type="table" w:styleId="782">
     <w:name w:val="Grid Table 6 Colorful - Accent 6"/>
-    <w:basedOn w:val="925"/>
+    <w:basedOn w:val="927"/>
     <w:uiPriority w:val="99"/>
     <w:pPr>
       <w:pBdr/>
@@ -24986,9 +24899,9 @@
       </w:tcPr>
     </w:tblStylePr>
   </w:style>
-  <w:style w:type="table" w:styleId="781">
+  <w:style w:type="table" w:styleId="783">
     <w:name w:val="Grid Table 7 Colorful"/>
-    <w:basedOn w:val="925"/>
+    <w:basedOn w:val="927"/>
     <w:uiPriority w:val="99"/>
     <w:pPr>
       <w:pBdr/>
@@ -25240,9 +25153,9 @@
       </w:tcPr>
     </w:tblStylePr>
   </w:style>
-  <w:style w:type="table" w:styleId="782">
+  <w:style w:type="table" w:styleId="784">
     <w:name w:val="Grid Table 7 Colorful - Accent 1"/>
-    <w:basedOn w:val="925"/>
+    <w:basedOn w:val="927"/>
     <w:uiPriority w:val="99"/>
     <w:pPr>
       <w:pBdr/>
@@ -25494,9 +25407,9 @@
       </w:tcPr>
     </w:tblStylePr>
   </w:style>
-  <w:style w:type="table" w:styleId="783">
+  <w:style w:type="table" w:styleId="785">
     <w:name w:val="Grid Table 7 Colorful - Accent 2"/>
-    <w:basedOn w:val="925"/>
+    <w:basedOn w:val="927"/>
     <w:uiPriority w:val="99"/>
     <w:pPr>
       <w:pBdr/>
@@ -25748,9 +25661,9 @@
       </w:tcPr>
     </w:tblStylePr>
   </w:style>
-  <w:style w:type="table" w:styleId="784">
+  <w:style w:type="table" w:styleId="786">
     <w:name w:val="Grid Table 7 Colorful - Accent 3"/>
-    <w:basedOn w:val="925"/>
+    <w:basedOn w:val="927"/>
     <w:uiPriority w:val="99"/>
     <w:pPr>
       <w:pBdr/>
@@ -26002,9 +25915,9 @@
       </w:tcPr>
     </w:tblStylePr>
   </w:style>
-  <w:style w:type="table" w:styleId="785">
+  <w:style w:type="table" w:styleId="787">
     <w:name w:val="Grid Table 7 Colorful - Accent 4"/>
-    <w:basedOn w:val="925"/>
+    <w:basedOn w:val="927"/>
     <w:uiPriority w:val="99"/>
     <w:pPr>
       <w:pBdr/>
@@ -26256,9 +26169,9 @@
       </w:tcPr>
     </w:tblStylePr>
   </w:style>
-  <w:style w:type="table" w:styleId="786">
+  <w:style w:type="table" w:styleId="788">
     <w:name w:val="Grid Table 7 Colorful - Accent 5"/>
-    <w:basedOn w:val="925"/>
+    <w:basedOn w:val="927"/>
     <w:uiPriority w:val="99"/>
     <w:pPr>
       <w:pBdr/>
@@ -26510,9 +26423,9 @@
       </w:tcPr>
     </w:tblStylePr>
   </w:style>
-  <w:style w:type="table" w:styleId="787">
+  <w:style w:type="table" w:styleId="789">
     <w:name w:val="Grid Table 7 Colorful - Accent 6"/>
-    <w:basedOn w:val="925"/>
+    <w:basedOn w:val="927"/>
     <w:uiPriority w:val="99"/>
     <w:pPr>
       <w:pBdr/>
@@ -26764,9 +26677,9 @@
       </w:tcPr>
     </w:tblStylePr>
   </w:style>
-  <w:style w:type="table" w:styleId="788">
+  <w:style w:type="table" w:styleId="790">
     <w:name w:val="List Table 1 Light"/>
-    <w:basedOn w:val="925"/>
+    <w:basedOn w:val="927"/>
     <w:uiPriority w:val="99"/>
     <w:pPr>
       <w:pBdr/>
@@ -26980,9 +26893,9 @@
       </w:tcPr>
     </w:tblStylePr>
   </w:style>
-  <w:style w:type="table" w:styleId="789">
+  <w:style w:type="table" w:styleId="791">
     <w:name w:val="List Table 1 Light - Accent 1"/>
-    <w:basedOn w:val="925"/>
+    <w:basedOn w:val="927"/>
     <w:uiPriority w:val="99"/>
     <w:pPr>
       <w:pBdr/>
@@ -27196,9 +27109,9 @@
       </w:tcPr>
     </w:tblStylePr>
   </w:style>
-  <w:style w:type="table" w:styleId="790">
+  <w:style w:type="table" w:styleId="792">
     <w:name w:val="List Table 1 Light - Accent 2"/>
-    <w:basedOn w:val="925"/>
+    <w:basedOn w:val="927"/>
     <w:uiPriority w:val="99"/>
     <w:pPr>
       <w:pBdr/>
@@ -27412,9 +27325,9 @@
       </w:tcPr>
     </w:tblStylePr>
   </w:style>
-  <w:style w:type="table" w:styleId="791">
+  <w:style w:type="table" w:styleId="793">
     <w:name w:val="List Table 1 Light - Accent 3"/>
-    <w:basedOn w:val="925"/>
+    <w:basedOn w:val="927"/>
     <w:uiPriority w:val="99"/>
     <w:pPr>
       <w:pBdr/>
@@ -27628,9 +27541,9 @@
       </w:tcPr>
     </w:tblStylePr>
   </w:style>
-  <w:style w:type="table" w:styleId="792">
+  <w:style w:type="table" w:styleId="794">
     <w:name w:val="List Table 1 Light - Accent 4"/>
-    <w:basedOn w:val="925"/>
+    <w:basedOn w:val="927"/>
     <w:uiPriority w:val="99"/>
     <w:pPr>
       <w:pBdr/>
@@ -27844,9 +27757,9 @@
       </w:tcPr>
     </w:tblStylePr>
   </w:style>
-  <w:style w:type="table" w:styleId="793">
+  <w:style w:type="table" w:styleId="795">
     <w:name w:val="List Table 1 Light - Accent 5"/>
-    <w:basedOn w:val="925"/>
+    <w:basedOn w:val="927"/>
     <w:uiPriority w:val="99"/>
     <w:pPr>
       <w:pBdr/>
@@ -28060,9 +27973,9 @@
       </w:tcPr>
     </w:tblStylePr>
   </w:style>
-  <w:style w:type="table" w:styleId="794">
+  <w:style w:type="table" w:styleId="796">
     <w:name w:val="List Table 1 Light - Accent 6"/>
-    <w:basedOn w:val="925"/>
+    <w:basedOn w:val="927"/>
     <w:uiPriority w:val="99"/>
     <w:pPr>
       <w:pBdr/>
@@ -28276,9 +28189,9 @@
       </w:tcPr>
     </w:tblStylePr>
   </w:style>
-  <w:style w:type="table" w:styleId="795">
+  <w:style w:type="table" w:styleId="797">
     <w:name w:val="List Table 2"/>
-    <w:basedOn w:val="925"/>
+    <w:basedOn w:val="927"/>
     <w:uiPriority w:val="99"/>
     <w:pPr>
       <w:pBdr/>
@@ -28514,9 +28427,9 @@
       </w:tcPr>
     </w:tblStylePr>
   </w:style>
-  <w:style w:type="table" w:styleId="796">
+  <w:style w:type="table" w:styleId="798">
     <w:name w:val="List Table 2 - Accent 1"/>
-    <w:basedOn w:val="925"/>
+    <w:basedOn w:val="927"/>
     <w:uiPriority w:val="99"/>
     <w:pPr>
       <w:pBdr/>
@@ -28752,9 +28665,9 @@
       </w:tcPr>
     </w:tblStylePr>
   </w:style>
-  <w:style w:type="table" w:styleId="797">
+  <w:style w:type="table" w:styleId="799">
     <w:name w:val="List Table 2 - Accent 2"/>
-    <w:basedOn w:val="925"/>
+    <w:basedOn w:val="927"/>
     <w:uiPriority w:val="99"/>
     <w:pPr>
       <w:pBdr/>
@@ -28990,9 +28903,9 @@
       </w:tcPr>
     </w:tblStylePr>
   </w:style>
-  <w:style w:type="table" w:styleId="798">
+  <w:style w:type="table" w:styleId="800">
     <w:name w:val="List Table 2 - Accent 3"/>
-    <w:basedOn w:val="925"/>
+    <w:basedOn w:val="927"/>
     <w:uiPriority w:val="99"/>
     <w:pPr>
       <w:pBdr/>
@@ -29228,9 +29141,9 @@
       </w:tcPr>
     </w:tblStylePr>
   </w:style>
-  <w:style w:type="table" w:styleId="799">
+  <w:style w:type="table" w:styleId="801">
     <w:name w:val="List Table 2 - Accent 4"/>
-    <w:basedOn w:val="925"/>
+    <w:basedOn w:val="927"/>
     <w:uiPriority w:val="99"/>
     <w:pPr>
       <w:pBdr/>
@@ -29466,9 +29379,9 @@
       </w:tcPr>
     </w:tblStylePr>
   </w:style>
-  <w:style w:type="table" w:styleId="800">
+  <w:style w:type="table" w:styleId="802">
     <w:name w:val="List Table 2 - Accent 5"/>
-    <w:basedOn w:val="925"/>
+    <w:basedOn w:val="927"/>
     <w:uiPriority w:val="99"/>
     <w:pPr>
       <w:pBdr/>
@@ -29704,9 +29617,9 @@
       </w:tcPr>
     </w:tblStylePr>
   </w:style>
-  <w:style w:type="table" w:styleId="801">
+  <w:style w:type="table" w:styleId="803">
     <w:name w:val="List Table 2 - Accent 6"/>
-    <w:basedOn w:val="925"/>
+    <w:basedOn w:val="927"/>
     <w:uiPriority w:val="99"/>
     <w:pPr>
       <w:pBdr/>
@@ -29942,9 +29855,9 @@
       </w:tcPr>
     </w:tblStylePr>
   </w:style>
-  <w:style w:type="table" w:styleId="802">
+  <w:style w:type="table" w:styleId="804">
     <w:name w:val="List Table 3"/>
-    <w:basedOn w:val="925"/>
+    <w:basedOn w:val="927"/>
     <w:uiPriority w:val="99"/>
     <w:pPr>
       <w:pBdr/>
@@ -30170,9 +30083,9 @@
       </w:tcPr>
     </w:tblStylePr>
   </w:style>
-  <w:style w:type="table" w:styleId="803">
+  <w:style w:type="table" w:styleId="805">
     <w:name w:val="List Table 3 - Accent 1"/>
-    <w:basedOn w:val="925"/>
+    <w:basedOn w:val="927"/>
     <w:uiPriority w:val="99"/>
     <w:pPr>
       <w:pBdr/>
@@ -30398,9 +30311,9 @@
       </w:tcPr>
     </w:tblStylePr>
   </w:style>
-  <w:style w:type="table" w:styleId="804">
+  <w:style w:type="table" w:styleId="806">
     <w:name w:val="List Table 3 - Accent 2"/>
-    <w:basedOn w:val="925"/>
+    <w:basedOn w:val="927"/>
     <w:uiPriority w:val="99"/>
     <w:pPr>
       <w:pBdr/>
@@ -30626,9 +30539,9 @@
       </w:tcPr>
     </w:tblStylePr>
   </w:style>
-  <w:style w:type="table" w:styleId="805">
+  <w:style w:type="table" w:styleId="807">
     <w:name w:val="List Table 3 - Accent 3"/>
-    <w:basedOn w:val="925"/>
+    <w:basedOn w:val="927"/>
     <w:uiPriority w:val="99"/>
     <w:pPr>
       <w:pBdr/>
@@ -30854,9 +30767,9 @@
       </w:tcPr>
     </w:tblStylePr>
   </w:style>
-  <w:style w:type="table" w:styleId="806">
+  <w:style w:type="table" w:styleId="808">
     <w:name w:val="List Table 3 - Accent 4"/>
-    <w:basedOn w:val="925"/>
+    <w:basedOn w:val="927"/>
     <w:uiPriority w:val="99"/>
     <w:pPr>
       <w:pBdr/>
@@ -31082,9 +30995,9 @@
       </w:tcPr>
     </w:tblStylePr>
   </w:style>
-  <w:style w:type="table" w:styleId="807">
+  <w:style w:type="table" w:styleId="809">
     <w:name w:val="List Table 3 - Accent 5"/>
-    <w:basedOn w:val="925"/>
+    <w:basedOn w:val="927"/>
     <w:uiPriority w:val="99"/>
     <w:pPr>
       <w:pBdr/>
@@ -31310,9 +31223,9 @@
       </w:tcPr>
     </w:tblStylePr>
   </w:style>
-  <w:style w:type="table" w:styleId="808">
+  <w:style w:type="table" w:styleId="810">
     <w:name w:val="List Table 3 - Accent 6"/>
-    <w:basedOn w:val="925"/>
+    <w:basedOn w:val="927"/>
     <w:uiPriority w:val="99"/>
     <w:pPr>
       <w:pBdr/>
@@ -31538,9 +31451,9 @@
       </w:tcPr>
     </w:tblStylePr>
   </w:style>
-  <w:style w:type="table" w:styleId="809">
+  <w:style w:type="table" w:styleId="811">
     <w:name w:val="List Table 4"/>
-    <w:basedOn w:val="925"/>
+    <w:basedOn w:val="927"/>
     <w:uiPriority w:val="99"/>
     <w:pPr>
       <w:pBdr/>
@@ -31763,9 +31676,9 @@
       </w:tcPr>
     </w:tblStylePr>
   </w:style>
-  <w:style w:type="table" w:styleId="810">
+  <w:style w:type="table" w:styleId="812">
     <w:name w:val="List Table 4 - Accent 1"/>
-    <w:basedOn w:val="925"/>
+    <w:basedOn w:val="927"/>
     <w:uiPriority w:val="99"/>
     <w:pPr>
       <w:pBdr/>
@@ -31988,9 +31901,9 @@
       </w:tcPr>
     </w:tblStylePr>
   </w:style>
-  <w:style w:type="table" w:styleId="811">
+  <w:style w:type="table" w:styleId="813">
     <w:name w:val="List Table 4 - Accent 2"/>
-    <w:basedOn w:val="925"/>
+    <w:basedOn w:val="927"/>
     <w:uiPriority w:val="99"/>
     <w:pPr>
       <w:pBdr/>
@@ -32213,9 +32126,9 @@
       </w:tcPr>
     </w:tblStylePr>
   </w:style>
-  <w:style w:type="table" w:styleId="812">
+  <w:style w:type="table" w:styleId="814">
     <w:name w:val="List Table 4 - Accent 3"/>
-    <w:basedOn w:val="925"/>
+    <w:basedOn w:val="927"/>
     <w:uiPriority w:val="99"/>
     <w:pPr>
       <w:pBdr/>
@@ -32438,9 +32351,9 @@
       </w:tcPr>
     </w:tblStylePr>
   </w:style>
-  <w:style w:type="table" w:styleId="813">
+  <w:style w:type="table" w:styleId="815">
     <w:name w:val="List Table 4 - Accent 4"/>
-    <w:basedOn w:val="925"/>
+    <w:basedOn w:val="927"/>
     <w:uiPriority w:val="99"/>
     <w:pPr>
       <w:pBdr/>
@@ -32663,9 +32576,9 @@
       </w:tcPr>
     </w:tblStylePr>
   </w:style>
-  <w:style w:type="table" w:styleId="814">
+  <w:style w:type="table" w:styleId="816">
     <w:name w:val="List Table 4 - Accent 5"/>
-    <w:basedOn w:val="925"/>
+    <w:basedOn w:val="927"/>
     <w:uiPriority w:val="99"/>
     <w:pPr>
       <w:pBdr/>
@@ -32888,9 +32801,9 @@
       </w:tcPr>
     </w:tblStylePr>
   </w:style>
-  <w:style w:type="table" w:styleId="815">
+  <w:style w:type="table" w:styleId="817">
     <w:name w:val="List Table 4 - Accent 6"/>
-    <w:basedOn w:val="925"/>
+    <w:basedOn w:val="927"/>
     <w:uiPriority w:val="99"/>
     <w:pPr>
       <w:pBdr/>
@@ -33113,9 +33026,9 @@
       </w:tcPr>
     </w:tblStylePr>
   </w:style>
-  <w:style w:type="table" w:styleId="816">
+  <w:style w:type="table" w:styleId="818">
     <w:name w:val="List Table 5 Dark"/>
-    <w:basedOn w:val="925"/>
+    <w:basedOn w:val="927"/>
     <w:uiPriority w:val="99"/>
     <w:pPr>
       <w:pBdr/>
@@ -33355,9 +33268,9 @@
       </w:tcPr>
     </w:tblStylePr>
   </w:style>
-  <w:style w:type="table" w:styleId="817">
+  <w:style w:type="table" w:styleId="819">
     <w:name w:val="List Table 5 Dark - Accent 1"/>
-    <w:basedOn w:val="925"/>
+    <w:basedOn w:val="927"/>
     <w:uiPriority w:val="99"/>
     <w:pPr>
       <w:pBdr/>
@@ -33597,9 +33510,9 @@
       </w:tcPr>
     </w:tblStylePr>
   </w:style>
-  <w:style w:type="table" w:styleId="818">
+  <w:style w:type="table" w:styleId="820">
     <w:name w:val="List Table 5 Dark - Accent 2"/>
-    <w:basedOn w:val="925"/>
+    <w:basedOn w:val="927"/>
     <w:uiPriority w:val="99"/>
     <w:pPr>
       <w:pBdr/>
@@ -33839,9 +33752,9 @@
       </w:tcPr>
     </w:tblStylePr>
   </w:style>
-  <w:style w:type="table" w:styleId="819">
+  <w:style w:type="table" w:styleId="821">
     <w:name w:val="List Table 5 Dark - Accent 3"/>
-    <w:basedOn w:val="925"/>
+    <w:basedOn w:val="927"/>
     <w:uiPriority w:val="99"/>
     <w:pPr>
       <w:pBdr/>
@@ -34081,9 +33994,9 @@
       </w:tcPr>
     </w:tblStylePr>
   </w:style>
-  <w:style w:type="table" w:styleId="820">
+  <w:style w:type="table" w:styleId="822">
     <w:name w:val="List Table 5 Dark - Accent 4"/>
-    <w:basedOn w:val="925"/>
+    <w:basedOn w:val="927"/>
     <w:uiPriority w:val="99"/>
     <w:pPr>
       <w:pBdr/>
@@ -34323,9 +34236,9 @@
       </w:tcPr>
     </w:tblStylePr>
   </w:style>
-  <w:style w:type="table" w:styleId="821">
+  <w:style w:type="table" w:styleId="823">
     <w:name w:val="List Table 5 Dark - Accent 5"/>
-    <w:basedOn w:val="925"/>
+    <w:basedOn w:val="927"/>
     <w:uiPriority w:val="99"/>
     <w:pPr>
       <w:pBdr/>
@@ -34565,9 +34478,9 @@
       </w:tcPr>
     </w:tblStylePr>
   </w:style>
-  <w:style w:type="table" w:styleId="822">
+  <w:style w:type="table" w:styleId="824">
     <w:name w:val="List Table 5 Dark - Accent 6"/>
-    <w:basedOn w:val="925"/>
+    <w:basedOn w:val="927"/>
     <w:uiPriority w:val="99"/>
     <w:pPr>
       <w:pBdr/>
@@ -34807,9 +34720,9 @@
       </w:tcPr>
     </w:tblStylePr>
   </w:style>
-  <w:style w:type="table" w:styleId="823">
+  <w:style w:type="table" w:styleId="825">
     <w:name w:val="List Table 6 Colorful"/>
-    <w:basedOn w:val="925"/>
+    <w:basedOn w:val="927"/>
     <w:uiPriority w:val="99"/>
     <w:pPr>
       <w:pBdr/>
@@ -35030,9 +34943,9 @@
       </w:tcPr>
     </w:tblStylePr>
   </w:style>
-  <w:style w:type="table" w:styleId="824">
+  <w:style w:type="table" w:styleId="826">
     <w:name w:val="List Table 6 Colorful - Accent 1"/>
-    <w:basedOn w:val="925"/>
+    <w:basedOn w:val="927"/>
     <w:uiPriority w:val="99"/>
     <w:pPr>
       <w:pBdr/>
@@ -35253,9 +35166,9 @@
       </w:tcPr>
     </w:tblStylePr>
   </w:style>
-  <w:style w:type="table" w:styleId="825">
+  <w:style w:type="table" w:styleId="827">
     <w:name w:val="List Table 6 Colorful - Accent 2"/>
-    <w:basedOn w:val="925"/>
+    <w:basedOn w:val="927"/>
     <w:uiPriority w:val="99"/>
     <w:pPr>
       <w:pBdr/>
@@ -35476,9 +35389,9 @@
       </w:tcPr>
     </w:tblStylePr>
   </w:style>
-  <w:style w:type="table" w:styleId="826">
+  <w:style w:type="table" w:styleId="828">
     <w:name w:val="List Table 6 Colorful - Accent 3"/>
-    <w:basedOn w:val="925"/>
+    <w:basedOn w:val="927"/>
     <w:uiPriority w:val="99"/>
     <w:pPr>
       <w:pBdr/>
@@ -35699,9 +35612,9 @@
       </w:tcPr>
     </w:tblStylePr>
   </w:style>
-  <w:style w:type="table" w:styleId="827">
+  <w:style w:type="table" w:styleId="829">
     <w:name w:val="List Table 6 Colorful - Accent 4"/>
-    <w:basedOn w:val="925"/>
+    <w:basedOn w:val="927"/>
     <w:uiPriority w:val="99"/>
     <w:pPr>
       <w:pBdr/>
@@ -35922,9 +35835,9 @@
       </w:tcPr>
     </w:tblStylePr>
   </w:style>
-  <w:style w:type="table" w:styleId="828">
+  <w:style w:type="table" w:styleId="830">
     <w:name w:val="List Table 6 Colorful - Accent 5"/>
-    <w:basedOn w:val="925"/>
+    <w:basedOn w:val="927"/>
     <w:uiPriority w:val="99"/>
     <w:pPr>
       <w:pBdr/>
@@ -36145,9 +36058,9 @@
       </w:tcPr>
     </w:tblStylePr>
   </w:style>
-  <w:style w:type="table" w:styleId="829">
+  <w:style w:type="table" w:styleId="831">
     <w:name w:val="List Table 6 Colorful - Accent 6"/>
-    <w:basedOn w:val="925"/>
+    <w:basedOn w:val="927"/>
     <w:uiPriority w:val="99"/>
     <w:pPr>
       <w:pBdr/>
@@ -36368,9 +36281,9 @@
       </w:tcPr>
     </w:tblStylePr>
   </w:style>
-  <w:style w:type="table" w:styleId="830">
+  <w:style w:type="table" w:styleId="832">
     <w:name w:val="List Table 7 Colorful"/>
-    <w:basedOn w:val="925"/>
+    <w:basedOn w:val="927"/>
     <w:uiPriority w:val="99"/>
     <w:pPr>
       <w:pBdr/>
@@ -36624,9 +36537,9 @@
       </w:tcPr>
     </w:tblStylePr>
   </w:style>
-  <w:style w:type="table" w:styleId="831">
+  <w:style w:type="table" w:styleId="833">
     <w:name w:val="List Table 7 Colorful - Accent 1"/>
-    <w:basedOn w:val="925"/>
+    <w:basedOn w:val="927"/>
     <w:uiPriority w:val="99"/>
     <w:pPr>
       <w:pBdr/>
@@ -36880,9 +36793,9 @@
       </w:tcPr>
     </w:tblStylePr>
   </w:style>
-  <w:style w:type="table" w:styleId="832">
+  <w:style w:type="table" w:styleId="834">
     <w:name w:val="List Table 7 Colorful - Accent 2"/>
-    <w:basedOn w:val="925"/>
+    <w:basedOn w:val="927"/>
     <w:uiPriority w:val="99"/>
     <w:pPr>
       <w:pBdr/>
@@ -37136,9 +37049,9 @@
       </w:tcPr>
     </w:tblStylePr>
   </w:style>
-  <w:style w:type="table" w:styleId="833">
+  <w:style w:type="table" w:styleId="835">
     <w:name w:val="List Table 7 Colorful - Accent 3"/>
-    <w:basedOn w:val="925"/>
+    <w:basedOn w:val="927"/>
     <w:uiPriority w:val="99"/>
     <w:pPr>
       <w:pBdr/>
@@ -37392,9 +37305,9 @@
       </w:tcPr>
     </w:tblStylePr>
   </w:style>
-  <w:style w:type="table" w:styleId="834">
+  <w:style w:type="table" w:styleId="836">
     <w:name w:val="List Table 7 Colorful - Accent 4"/>
-    <w:basedOn w:val="925"/>
+    <w:basedOn w:val="927"/>
     <w:uiPriority w:val="99"/>
     <w:pPr>
       <w:pBdr/>
@@ -37648,9 +37561,9 @@
       </w:tcPr>
     </w:tblStylePr>
   </w:style>
-  <w:style w:type="table" w:styleId="835">
+  <w:style w:type="table" w:styleId="837">
     <w:name w:val="List Table 7 Colorful - Accent 5"/>
-    <w:basedOn w:val="925"/>
+    <w:basedOn w:val="927"/>
     <w:uiPriority w:val="99"/>
     <w:pPr>
       <w:pBdr/>
@@ -37904,9 +37817,9 @@
       </w:tcPr>
     </w:tblStylePr>
   </w:style>
-  <w:style w:type="table" w:styleId="836">
+  <w:style w:type="table" w:styleId="838">
     <w:name w:val="List Table 7 Colorful - Accent 6"/>
-    <w:basedOn w:val="925"/>
+    <w:basedOn w:val="927"/>
     <w:uiPriority w:val="99"/>
     <w:pPr>
       <w:pBdr/>
@@ -38160,9 +38073,9 @@
       </w:tcPr>
     </w:tblStylePr>
   </w:style>
-  <w:style w:type="table" w:styleId="837">
+  <w:style w:type="table" w:styleId="839">
     <w:name w:val="Lined - Accent"/>
-    <w:basedOn w:val="925"/>
+    <w:basedOn w:val="927"/>
     <w:uiPriority w:val="99"/>
     <w:pPr>
       <w:pBdr/>
@@ -38397,9 +38310,9 @@
       </w:tcPr>
     </w:tblStylePr>
   </w:style>
-  <w:style w:type="table" w:styleId="838">
+  <w:style w:type="table" w:styleId="840">
     <w:name w:val="Lined - Accent 1"/>
-    <w:basedOn w:val="925"/>
+    <w:basedOn w:val="927"/>
     <w:uiPriority w:val="99"/>
     <w:pPr>
       <w:pBdr/>
@@ -38634,9 +38547,9 @@
       </w:tcPr>
     </w:tblStylePr>
   </w:style>
-  <w:style w:type="table" w:styleId="839">
+  <w:style w:type="table" w:styleId="841">
     <w:name w:val="Lined - Accent 2"/>
-    <w:basedOn w:val="925"/>
+    <w:basedOn w:val="927"/>
     <w:uiPriority w:val="99"/>
     <w:pPr>
       <w:pBdr/>
@@ -38871,9 +38784,9 @@
       </w:tcPr>
     </w:tblStylePr>
   </w:style>
-  <w:style w:type="table" w:styleId="840">
+  <w:style w:type="table" w:styleId="842">
     <w:name w:val="Lined - Accent 3"/>
-    <w:basedOn w:val="925"/>
+    <w:basedOn w:val="927"/>
     <w:uiPriority w:val="99"/>
     <w:pPr>
       <w:pBdr/>
@@ -39108,9 +39021,9 @@
       </w:tcPr>
     </w:tblStylePr>
   </w:style>
-  <w:style w:type="table" w:styleId="841">
+  <w:style w:type="table" w:styleId="843">
     <w:name w:val="Lined - Accent 4"/>
-    <w:basedOn w:val="925"/>
+    <w:basedOn w:val="927"/>
     <w:uiPriority w:val="99"/>
     <w:pPr>
       <w:pBdr/>
@@ -39345,9 +39258,9 @@
       </w:tcPr>
     </w:tblStylePr>
   </w:style>
-  <w:style w:type="table" w:styleId="842">
+  <w:style w:type="table" w:styleId="844">
     <w:name w:val="Lined - Accent 5"/>
-    <w:basedOn w:val="925"/>
+    <w:basedOn w:val="927"/>
     <w:uiPriority w:val="99"/>
     <w:pPr>
       <w:pBdr/>
@@ -39582,9 +39495,9 @@
       </w:tcPr>
     </w:tblStylePr>
   </w:style>
-  <w:style w:type="table" w:styleId="843">
+  <w:style w:type="table" w:styleId="845">
     <w:name w:val="Lined - Accent 6"/>
-    <w:basedOn w:val="925"/>
+    <w:basedOn w:val="927"/>
     <w:uiPriority w:val="99"/>
     <w:pPr>
       <w:pBdr/>
@@ -39819,9 +39732,9 @@
       </w:tcPr>
     </w:tblStylePr>
   </w:style>
-  <w:style w:type="table" w:styleId="844">
+  <w:style w:type="table" w:styleId="846">
     <w:name w:val="Bordered &amp; Lined - Accent"/>
-    <w:basedOn w:val="925"/>
+    <w:basedOn w:val="927"/>
     <w:uiPriority w:val="99"/>
     <w:pPr>
       <w:pBdr/>
@@ -40063,9 +39976,9 @@
       </w:tcPr>
     </w:tblStylePr>
   </w:style>
-  <w:style w:type="table" w:styleId="845">
+  <w:style w:type="table" w:styleId="847">
     <w:name w:val="Bordered &amp; Lined - Accent 1"/>
-    <w:basedOn w:val="925"/>
+    <w:basedOn w:val="927"/>
     <w:uiPriority w:val="99"/>
     <w:pPr>
       <w:pBdr/>
@@ -40307,9 +40220,9 @@
       </w:tcPr>
     </w:tblStylePr>
   </w:style>
-  <w:style w:type="table" w:styleId="846">
+  <w:style w:type="table" w:styleId="848">
     <w:name w:val="Bordered &amp; Lined - Accent 2"/>
-    <w:basedOn w:val="925"/>
+    <w:basedOn w:val="927"/>
     <w:uiPriority w:val="99"/>
     <w:pPr>
       <w:pBdr/>
@@ -40551,9 +40464,9 @@
       </w:tcPr>
     </w:tblStylePr>
   </w:style>
-  <w:style w:type="table" w:styleId="847">
+  <w:style w:type="table" w:styleId="849">
     <w:name w:val="Bordered &amp; Lined - Accent 3"/>
-    <w:basedOn w:val="925"/>
+    <w:basedOn w:val="927"/>
     <w:uiPriority w:val="99"/>
     <w:pPr>
       <w:pBdr/>
@@ -40795,9 +40708,9 @@
       </w:tcPr>
     </w:tblStylePr>
   </w:style>
-  <w:style w:type="table" w:styleId="848">
+  <w:style w:type="table" w:styleId="850">
     <w:name w:val="Bordered &amp; Lined - Accent 4"/>
-    <w:basedOn w:val="925"/>
+    <w:basedOn w:val="927"/>
     <w:uiPriority w:val="99"/>
     <w:pPr>
       <w:pBdr/>
@@ -41039,9 +40952,9 @@
       </w:tcPr>
     </w:tblStylePr>
   </w:style>
-  <w:style w:type="table" w:styleId="849">
+  <w:style w:type="table" w:styleId="851">
     <w:name w:val="Bordered &amp; Lined - Accent 5"/>
-    <w:basedOn w:val="925"/>
+    <w:basedOn w:val="927"/>
     <w:uiPriority w:val="99"/>
     <w:pPr>
       <w:pBdr/>
@@ -41283,9 +41196,9 @@
       </w:tcPr>
     </w:tblStylePr>
   </w:style>
-  <w:style w:type="table" w:styleId="850">
+  <w:style w:type="table" w:styleId="852">
     <w:name w:val="Bordered &amp; Lined - Accent 6"/>
-    <w:basedOn w:val="925"/>
+    <w:basedOn w:val="927"/>
     <w:uiPriority w:val="99"/>
     <w:pPr>
       <w:pBdr/>
@@ -41527,9 +41440,9 @@
       </w:tcPr>
     </w:tblStylePr>
   </w:style>
-  <w:style w:type="table" w:styleId="851">
+  <w:style w:type="table" w:styleId="853">
     <w:name w:val="Bordered"/>
-    <w:basedOn w:val="925"/>
+    <w:basedOn w:val="927"/>
     <w:uiPriority w:val="99"/>
     <w:pPr>
       <w:pBdr/>
@@ -41758,9 +41671,9 @@
       </w:tcPr>
     </w:tblStylePr>
   </w:style>
-  <w:style w:type="table" w:styleId="852">
+  <w:style w:type="table" w:styleId="854">
     <w:name w:val="Bordered - Accent 1"/>
-    <w:basedOn w:val="925"/>
+    <w:basedOn w:val="927"/>
     <w:uiPriority w:val="99"/>
     <w:pPr>
       <w:pBdr/>
@@ -41989,9 +41902,9 @@
       </w:tcPr>
     </w:tblStylePr>
   </w:style>
-  <w:style w:type="table" w:styleId="853">
+  <w:style w:type="table" w:styleId="855">
     <w:name w:val="Bordered - Accent 2"/>
-    <w:basedOn w:val="925"/>
+    <w:basedOn w:val="927"/>
     <w:uiPriority w:val="99"/>
     <w:pPr>
       <w:pBdr/>
@@ -42220,9 +42133,9 @@
       </w:tcPr>
     </w:tblStylePr>
   </w:style>
-  <w:style w:type="table" w:styleId="854">
+  <w:style w:type="table" w:styleId="856">
     <w:name w:val="Bordered - Accent 3"/>
-    <w:basedOn w:val="925"/>
+    <w:basedOn w:val="927"/>
     <w:uiPriority w:val="99"/>
     <w:pPr>
       <w:pBdr/>
@@ -42451,9 +42364,9 @@
       </w:tcPr>
     </w:tblStylePr>
   </w:style>
-  <w:style w:type="table" w:styleId="855">
+  <w:style w:type="table" w:styleId="857">
     <w:name w:val="Bordered - Accent 4"/>
-    <w:basedOn w:val="925"/>
+    <w:basedOn w:val="927"/>
     <w:uiPriority w:val="99"/>
     <w:pPr>
       <w:pBdr/>
@@ -42682,9 +42595,9 @@
       </w:tcPr>
     </w:tblStylePr>
   </w:style>
-  <w:style w:type="table" w:styleId="856">
+  <w:style w:type="table" w:styleId="858">
     <w:name w:val="Bordered - Accent 5"/>
-    <w:basedOn w:val="925"/>
+    <w:basedOn w:val="927"/>
     <w:uiPriority w:val="99"/>
     <w:pPr>
       <w:pBdr/>
@@ -42913,9 +42826,9 @@
       </w:tcPr>
     </w:tblStylePr>
   </w:style>
-  <w:style w:type="table" w:styleId="857">
+  <w:style w:type="table" w:styleId="859">
     <w:name w:val="Bordered - Accent 6"/>
-    <w:basedOn w:val="925"/>
+    <w:basedOn w:val="927"/>
     <w:uiPriority w:val="99"/>
     <w:pPr>
       <w:pBdr/>
@@ -43144,11 +43057,11 @@
       </w:tcPr>
     </w:tblStylePr>
   </w:style>
-  <w:style w:type="paragraph" w:styleId="858">
+  <w:style w:type="paragraph" w:styleId="860">
     <w:name w:val="Heading 7"/>
-    <w:basedOn w:val="910"/>
-    <w:next w:val="910"/>
-    <w:link w:val="869"/>
+    <w:basedOn w:val="912"/>
+    <w:next w:val="912"/>
+    <w:link w:val="871"/>
     <w:uiPriority w:val="9"/>
     <w:unhideWhenUsed/>
     <w:qFormat/>
@@ -43165,11 +43078,11 @@
       <w:color w:val="595959" w:themeColor="text1" w:themeTint="A6"/>
     </w:rPr>
   </w:style>
-  <w:style w:type="paragraph" w:styleId="859">
+  <w:style w:type="paragraph" w:styleId="861">
     <w:name w:val="Heading 8"/>
-    <w:basedOn w:val="910"/>
-    <w:next w:val="910"/>
-    <w:link w:val="870"/>
+    <w:basedOn w:val="912"/>
+    <w:next w:val="912"/>
+    <w:link w:val="872"/>
     <w:uiPriority w:val="9"/>
     <w:unhideWhenUsed/>
     <w:qFormat/>
@@ -43188,11 +43101,11 @@
       <w:color w:val="272727" w:themeColor="text1" w:themeTint="D8"/>
     </w:rPr>
   </w:style>
-  <w:style w:type="paragraph" w:styleId="860">
+  <w:style w:type="paragraph" w:styleId="862">
     <w:name w:val="Heading 9"/>
-    <w:basedOn w:val="910"/>
-    <w:next w:val="910"/>
-    <w:link w:val="871"/>
+    <w:basedOn w:val="912"/>
+    <w:next w:val="912"/>
+    <w:link w:val="873"/>
     <w:uiPriority w:val="9"/>
     <w:unhideWhenUsed/>
     <w:qFormat/>
@@ -43211,7 +43124,7 @@
       <w:color w:val="272727" w:themeColor="text1" w:themeTint="D8"/>
     </w:rPr>
   </w:style>
-  <w:style w:type="character" w:styleId="861" w:default="1">
+  <w:style w:type="character" w:styleId="863" w:default="1">
     <w:name w:val="Default Paragraph Font"/>
     <w:uiPriority w:val="1"/>
     <w:semiHidden/>
@@ -43222,7 +43135,7 @@
       <w:ind/>
     </w:pPr>
   </w:style>
-  <w:style w:type="numbering" w:styleId="862" w:default="1">
+  <w:style w:type="numbering" w:styleId="864" w:default="1">
     <w:name w:val="No List"/>
     <w:uiPriority w:val="99"/>
     <w:semiHidden/>
@@ -43233,10 +43146,10 @@
       <w:ind/>
     </w:pPr>
   </w:style>
-  <w:style w:type="character" w:styleId="863">
+  <w:style w:type="character" w:styleId="865">
     <w:name w:val="Heading 1 Char"/>
-    <w:basedOn w:val="861"/>
-    <w:link w:val="911"/>
+    <w:basedOn w:val="863"/>
+    <w:link w:val="913"/>
     <w:uiPriority w:val="9"/>
     <w:pPr>
       <w:pBdr/>
@@ -43250,10 +43163,10 @@
       <w:szCs w:val="40"/>
     </w:rPr>
   </w:style>
-  <w:style w:type="character" w:styleId="864">
+  <w:style w:type="character" w:styleId="866">
     <w:name w:val="Heading 2 Char"/>
-    <w:basedOn w:val="861"/>
-    <w:link w:val="912"/>
+    <w:basedOn w:val="863"/>
+    <w:link w:val="914"/>
     <w:uiPriority w:val="9"/>
     <w:pPr>
       <w:pBdr/>
@@ -43267,10 +43180,10 @@
       <w:szCs w:val="32"/>
     </w:rPr>
   </w:style>
-  <w:style w:type="character" w:styleId="865">
+  <w:style w:type="character" w:styleId="867">
     <w:name w:val="Heading 3 Char"/>
-    <w:basedOn w:val="861"/>
-    <w:link w:val="913"/>
+    <w:basedOn w:val="863"/>
+    <w:link w:val="915"/>
     <w:uiPriority w:val="9"/>
     <w:pPr>
       <w:pBdr/>
@@ -43284,10 +43197,10 @@
       <w:szCs w:val="28"/>
     </w:rPr>
   </w:style>
-  <w:style w:type="character" w:styleId="866">
+  <w:style w:type="character" w:styleId="868">
     <w:name w:val="Heading 4 Char"/>
-    <w:basedOn w:val="861"/>
-    <w:link w:val="914"/>
+    <w:basedOn w:val="863"/>
+    <w:link w:val="916"/>
     <w:uiPriority w:val="9"/>
     <w:pPr>
       <w:pBdr/>
@@ -43301,10 +43214,10 @@
       <w:color w:val="0f4761" w:themeColor="accent1" w:themeShade="BF"/>
     </w:rPr>
   </w:style>
-  <w:style w:type="character" w:styleId="867">
+  <w:style w:type="character" w:styleId="869">
     <w:name w:val="Heading 5 Char"/>
-    <w:basedOn w:val="861"/>
-    <w:link w:val="915"/>
+    <w:basedOn w:val="863"/>
+    <w:link w:val="917"/>
     <w:uiPriority w:val="9"/>
     <w:pPr>
       <w:pBdr/>
@@ -43316,10 +43229,10 @@
       <w:color w:val="0f4761" w:themeColor="accent1" w:themeShade="BF"/>
     </w:rPr>
   </w:style>
-  <w:style w:type="character" w:styleId="868">
+  <w:style w:type="character" w:styleId="870">
     <w:name w:val="Heading 6 Char"/>
-    <w:basedOn w:val="861"/>
-    <w:link w:val="916"/>
+    <w:basedOn w:val="863"/>
+    <w:link w:val="918"/>
     <w:uiPriority w:val="9"/>
     <w:pPr>
       <w:pBdr/>
@@ -43333,10 +43246,10 @@
       <w:color w:val="595959" w:themeColor="text1" w:themeTint="A6"/>
     </w:rPr>
   </w:style>
-  <w:style w:type="character" w:styleId="869">
+  <w:style w:type="character" w:styleId="871">
     <w:name w:val="Heading 7 Char"/>
-    <w:basedOn w:val="861"/>
-    <w:link w:val="858"/>
+    <w:basedOn w:val="863"/>
+    <w:link w:val="860"/>
     <w:uiPriority w:val="9"/>
     <w:pPr>
       <w:pBdr/>
@@ -43348,10 +43261,10 @@
       <w:color w:val="595959" w:themeColor="text1" w:themeTint="A6"/>
     </w:rPr>
   </w:style>
-  <w:style w:type="character" w:styleId="870">
+  <w:style w:type="character" w:styleId="872">
     <w:name w:val="Heading 8 Char"/>
-    <w:basedOn w:val="861"/>
-    <w:link w:val="859"/>
+    <w:basedOn w:val="863"/>
+    <w:link w:val="861"/>
     <w:uiPriority w:val="9"/>
     <w:pPr>
       <w:pBdr/>
@@ -43365,10 +43278,10 @@
       <w:color w:val="272727" w:themeColor="text1" w:themeTint="D8"/>
     </w:rPr>
   </w:style>
-  <w:style w:type="character" w:styleId="871">
+  <w:style w:type="character" w:styleId="873">
     <w:name w:val="Heading 9 Char"/>
-    <w:basedOn w:val="861"/>
-    <w:link w:val="860"/>
+    <w:basedOn w:val="863"/>
+    <w:link w:val="862"/>
     <w:uiPriority w:val="9"/>
     <w:pPr>
       <w:pBdr/>
@@ -43382,10 +43295,10 @@
       <w:color w:val="272727" w:themeColor="text1" w:themeTint="D8"/>
     </w:rPr>
   </w:style>
-  <w:style w:type="character" w:styleId="872">
+  <w:style w:type="character" w:styleId="874">
     <w:name w:val="Title Char"/>
-    <w:basedOn w:val="861"/>
-    <w:link w:val="917"/>
+    <w:basedOn w:val="863"/>
+    <w:link w:val="919"/>
     <w:uiPriority w:val="10"/>
     <w:pPr>
       <w:pBdr/>
@@ -43399,11 +43312,11 @@
       <w:szCs w:val="56"/>
     </w:rPr>
   </w:style>
-  <w:style w:type="paragraph" w:styleId="873">
+  <w:style w:type="paragraph" w:styleId="875">
     <w:name w:val="Subtitle"/>
-    <w:basedOn w:val="910"/>
-    <w:next w:val="910"/>
-    <w:link w:val="874"/>
+    <w:basedOn w:val="912"/>
+    <w:next w:val="912"/>
+    <w:link w:val="876"/>
     <w:uiPriority w:val="11"/>
     <w:qFormat/>
     <w:pPr>
@@ -43421,10 +43334,10 @@
       <w:szCs w:val="28"/>
     </w:rPr>
   </w:style>
-  <w:style w:type="character" w:styleId="874">
+  <w:style w:type="character" w:styleId="876">
     <w:name w:val="Subtitle Char"/>
-    <w:basedOn w:val="861"/>
-    <w:link w:val="873"/>
+    <w:basedOn w:val="863"/>
+    <w:link w:val="875"/>
     <w:uiPriority w:val="11"/>
     <w:pPr>
       <w:pBdr/>
@@ -43438,10 +43351,10 @@
       <w:szCs w:val="28"/>
     </w:rPr>
   </w:style>
-  <w:style w:type="character" w:styleId="875">
+  <w:style w:type="character" w:styleId="877">
     <w:name w:val="Quote Char"/>
-    <w:basedOn w:val="861"/>
-    <w:link w:val="918"/>
+    <w:basedOn w:val="863"/>
+    <w:link w:val="920"/>
     <w:uiPriority w:val="29"/>
     <w:pPr>
       <w:pBdr/>
@@ -43454,9 +43367,9 @@
       <w:color w:val="404040" w:themeColor="text1" w:themeTint="BF"/>
     </w:rPr>
   </w:style>
-  <w:style w:type="character" w:styleId="876">
+  <w:style w:type="character" w:styleId="878">
     <w:name w:val="Intense Emphasis"/>
-    <w:basedOn w:val="861"/>
+    <w:basedOn w:val="863"/>
     <w:uiPriority w:val="21"/>
     <w:qFormat/>
     <w:pPr>
@@ -43470,11 +43383,11 @@
       <w:color w:val="0f4761" w:themeColor="accent1" w:themeShade="BF"/>
     </w:rPr>
   </w:style>
-  <w:style w:type="paragraph" w:styleId="877">
+  <w:style w:type="paragraph" w:styleId="879">
     <w:name w:val="Intense Quote"/>
-    <w:basedOn w:val="910"/>
-    <w:next w:val="910"/>
-    <w:link w:val="878"/>
+    <w:basedOn w:val="912"/>
+    <w:next w:val="912"/>
+    <w:link w:val="880"/>
     <w:uiPriority w:val="30"/>
     <w:qFormat/>
     <w:pPr>
@@ -43492,10 +43405,10 @@
       <w:color w:val="0f4761" w:themeColor="accent1" w:themeShade="BF"/>
     </w:rPr>
   </w:style>
-  <w:style w:type="character" w:styleId="878">
+  <w:style w:type="character" w:styleId="880">
     <w:name w:val="Intense Quote Char"/>
-    <w:basedOn w:val="861"/>
-    <w:link w:val="877"/>
+    <w:basedOn w:val="863"/>
+    <w:link w:val="879"/>
     <w:uiPriority w:val="30"/>
     <w:pPr>
       <w:pBdr/>
@@ -43508,9 +43421,9 @@
       <w:color w:val="0f4761" w:themeColor="accent1" w:themeShade="BF"/>
     </w:rPr>
   </w:style>
-  <w:style w:type="character" w:styleId="879">
+  <w:style w:type="character" w:styleId="881">
     <w:name w:val="Intense Reference"/>
-    <w:basedOn w:val="861"/>
+    <w:basedOn w:val="863"/>
     <w:uiPriority w:val="32"/>
     <w:qFormat/>
     <w:pPr>
@@ -43526,9 +43439,9 @@
       <w:spacing w:val="5"/>
     </w:rPr>
   </w:style>
-  <w:style w:type="paragraph" w:styleId="880">
+  <w:style w:type="paragraph" w:styleId="882">
     <w:name w:val="No Spacing"/>
-    <w:basedOn w:val="910"/>
+    <w:basedOn w:val="912"/>
     <w:uiPriority w:val="1"/>
     <w:qFormat/>
     <w:pPr>
@@ -43537,9 +43450,9 @@
       <w:ind/>
     </w:pPr>
   </w:style>
-  <w:style w:type="character" w:styleId="881">
+  <w:style w:type="character" w:styleId="883">
     <w:name w:val="Subtle Emphasis"/>
-    <w:basedOn w:val="861"/>
+    <w:basedOn w:val="863"/>
     <w:uiPriority w:val="19"/>
     <w:qFormat/>
     <w:pPr>
@@ -43553,9 +43466,9 @@
       <w:color w:val="404040" w:themeColor="text1" w:themeTint="BF"/>
     </w:rPr>
   </w:style>
-  <w:style w:type="character" w:styleId="882">
+  <w:style w:type="character" w:styleId="884">
     <w:name w:val="Emphasis"/>
-    <w:basedOn w:val="861"/>
+    <w:basedOn w:val="863"/>
     <w:uiPriority w:val="20"/>
     <w:qFormat/>
     <w:pPr>
@@ -43568,9 +43481,9 @@
       <w:iCs/>
     </w:rPr>
   </w:style>
-  <w:style w:type="character" w:styleId="883">
+  <w:style w:type="character" w:styleId="885">
     <w:name w:val="Strong"/>
-    <w:basedOn w:val="861"/>
+    <w:basedOn w:val="863"/>
     <w:uiPriority w:val="22"/>
     <w:qFormat/>
     <w:pPr>
@@ -43583,9 +43496,9 @@
       <w:bCs/>
     </w:rPr>
   </w:style>
-  <w:style w:type="character" w:styleId="884">
+  <w:style w:type="character" w:styleId="886">
     <w:name w:val="Subtle Reference"/>
-    <w:basedOn w:val="861"/>
+    <w:basedOn w:val="863"/>
     <w:uiPriority w:val="31"/>
     <w:qFormat/>
     <w:pPr>
@@ -43598,9 +43511,9 @@
       <w:color w:val="5a5a5a" w:themeColor="text1" w:themeTint="A5"/>
     </w:rPr>
   </w:style>
-  <w:style w:type="character" w:styleId="885">
+  <w:style w:type="character" w:styleId="887">
     <w:name w:val="Book Title"/>
-    <w:basedOn w:val="861"/>
+    <w:basedOn w:val="863"/>
     <w:uiPriority w:val="33"/>
     <w:qFormat/>
     <w:pPr>
@@ -43616,36 +43529,9 @@
       <w:spacing w:val="5"/>
     </w:rPr>
   </w:style>
-  <w:style w:type="paragraph" w:styleId="886">
+  <w:style w:type="paragraph" w:styleId="888">
     <w:name w:val="Header"/>
-    <w:basedOn w:val="910"/>
-    <w:link w:val="887"/>
-    <w:uiPriority w:val="99"/>
-    <w:unhideWhenUsed/>
-    <w:pPr>
-      <w:pBdr/>
-      <w:tabs>
-        <w:tab w:val="center" w:leader="none" w:pos="4844"/>
-        <w:tab w:val="right" w:leader="none" w:pos="9689"/>
-      </w:tabs>
-      <w:spacing w:after="0" w:line="240" w:lineRule="auto"/>
-      <w:ind/>
-    </w:pPr>
-  </w:style>
-  <w:style w:type="character" w:styleId="887">
-    <w:name w:val="Header Char"/>
-    <w:basedOn w:val="861"/>
-    <w:link w:val="886"/>
-    <w:uiPriority w:val="99"/>
-    <w:pPr>
-      <w:pBdr/>
-      <w:spacing/>
-      <w:ind/>
-    </w:pPr>
-  </w:style>
-  <w:style w:type="paragraph" w:styleId="888">
-    <w:name w:val="Footer"/>
-    <w:basedOn w:val="910"/>
+    <w:basedOn w:val="912"/>
     <w:link w:val="889"/>
     <w:uiPriority w:val="99"/>
     <w:unhideWhenUsed/>
@@ -43660,8 +43546,8 @@
     </w:pPr>
   </w:style>
   <w:style w:type="character" w:styleId="889">
-    <w:name w:val="Footer Char"/>
-    <w:basedOn w:val="861"/>
+    <w:name w:val="Header Char"/>
+    <w:basedOn w:val="863"/>
     <w:link w:val="888"/>
     <w:uiPriority w:val="99"/>
     <w:pPr>
@@ -43671,9 +43557,36 @@
     </w:pPr>
   </w:style>
   <w:style w:type="paragraph" w:styleId="890">
+    <w:name w:val="Footer"/>
+    <w:basedOn w:val="912"/>
+    <w:link w:val="891"/>
+    <w:uiPriority w:val="99"/>
+    <w:unhideWhenUsed/>
+    <w:pPr>
+      <w:pBdr/>
+      <w:tabs>
+        <w:tab w:val="center" w:leader="none" w:pos="4844"/>
+        <w:tab w:val="right" w:leader="none" w:pos="9689"/>
+      </w:tabs>
+      <w:spacing w:after="0" w:line="240" w:lineRule="auto"/>
+      <w:ind/>
+    </w:pPr>
+  </w:style>
+  <w:style w:type="character" w:styleId="891">
+    <w:name w:val="Footer Char"/>
+    <w:basedOn w:val="863"/>
+    <w:link w:val="890"/>
+    <w:uiPriority w:val="99"/>
+    <w:pPr>
+      <w:pBdr/>
+      <w:spacing/>
+      <w:ind/>
+    </w:pPr>
+  </w:style>
+  <w:style w:type="paragraph" w:styleId="892">
     <w:name w:val="Caption"/>
-    <w:basedOn w:val="910"/>
-    <w:next w:val="910"/>
+    <w:basedOn w:val="912"/>
+    <w:next w:val="912"/>
     <w:uiPriority w:val="35"/>
     <w:unhideWhenUsed/>
     <w:qFormat/>
@@ -43690,10 +43603,10 @@
       <w:szCs w:val="18"/>
     </w:rPr>
   </w:style>
-  <w:style w:type="paragraph" w:styleId="891">
+  <w:style w:type="paragraph" w:styleId="893">
     <w:name w:val="footnote text"/>
-    <w:basedOn w:val="910"/>
-    <w:link w:val="892"/>
+    <w:basedOn w:val="912"/>
+    <w:link w:val="894"/>
     <w:uiPriority w:val="99"/>
     <w:semiHidden/>
     <w:unhideWhenUsed/>
@@ -43707,10 +43620,10 @@
       <w:szCs w:val="20"/>
     </w:rPr>
   </w:style>
-  <w:style w:type="character" w:styleId="892">
+  <w:style w:type="character" w:styleId="894">
     <w:name w:val="Footnote Text Char"/>
-    <w:basedOn w:val="861"/>
-    <w:link w:val="891"/>
+    <w:basedOn w:val="863"/>
+    <w:link w:val="893"/>
     <w:uiPriority w:val="99"/>
     <w:semiHidden/>
     <w:pPr>
@@ -43723,9 +43636,9 @@
       <w:szCs w:val="20"/>
     </w:rPr>
   </w:style>
-  <w:style w:type="character" w:styleId="893">
+  <w:style w:type="character" w:styleId="895">
     <w:name w:val="footnote reference"/>
-    <w:basedOn w:val="861"/>
+    <w:basedOn w:val="863"/>
     <w:uiPriority w:val="99"/>
     <w:semiHidden/>
     <w:unhideWhenUsed/>
@@ -43738,10 +43651,10 @@
       <w:vertAlign w:val="superscript"/>
     </w:rPr>
   </w:style>
-  <w:style w:type="paragraph" w:styleId="894">
+  <w:style w:type="paragraph" w:styleId="896">
     <w:name w:val="endnote text"/>
-    <w:basedOn w:val="910"/>
-    <w:link w:val="895"/>
+    <w:basedOn w:val="912"/>
+    <w:link w:val="897"/>
     <w:uiPriority w:val="99"/>
     <w:semiHidden/>
     <w:unhideWhenUsed/>
@@ -43755,10 +43668,10 @@
       <w:szCs w:val="20"/>
     </w:rPr>
   </w:style>
-  <w:style w:type="character" w:styleId="895">
+  <w:style w:type="character" w:styleId="897">
     <w:name w:val="Endnote Text Char"/>
-    <w:basedOn w:val="861"/>
-    <w:link w:val="894"/>
+    <w:basedOn w:val="863"/>
+    <w:link w:val="896"/>
     <w:uiPriority w:val="99"/>
     <w:semiHidden/>
     <w:pPr>
@@ -43771,9 +43684,9 @@
       <w:szCs w:val="20"/>
     </w:rPr>
   </w:style>
-  <w:style w:type="character" w:styleId="896">
+  <w:style w:type="character" w:styleId="898">
     <w:name w:val="endnote reference"/>
-    <w:basedOn w:val="861"/>
+    <w:basedOn w:val="863"/>
     <w:uiPriority w:val="99"/>
     <w:semiHidden/>
     <w:unhideWhenUsed/>
@@ -43786,9 +43699,9 @@
       <w:vertAlign w:val="superscript"/>
     </w:rPr>
   </w:style>
-  <w:style w:type="character" w:styleId="897">
+  <w:style w:type="character" w:styleId="899">
     <w:name w:val="FollowedHyperlink"/>
-    <w:basedOn w:val="861"/>
+    <w:basedOn w:val="863"/>
     <w:uiPriority w:val="99"/>
     <w:semiHidden/>
     <w:unhideWhenUsed/>
@@ -43802,10 +43715,10 @@
       <w:u w:val="single"/>
     </w:rPr>
   </w:style>
-  <w:style w:type="paragraph" w:styleId="898">
+  <w:style w:type="paragraph" w:styleId="900">
     <w:name w:val="toc 1"/>
-    <w:basedOn w:val="910"/>
-    <w:next w:val="910"/>
+    <w:basedOn w:val="912"/>
+    <w:next w:val="912"/>
     <w:uiPriority w:val="39"/>
     <w:unhideWhenUsed/>
     <w:pPr>
@@ -43814,10 +43727,10 @@
       <w:ind/>
     </w:pPr>
   </w:style>
-  <w:style w:type="paragraph" w:styleId="899">
+  <w:style w:type="paragraph" w:styleId="901">
     <w:name w:val="toc 2"/>
-    <w:basedOn w:val="910"/>
-    <w:next w:val="910"/>
+    <w:basedOn w:val="912"/>
+    <w:next w:val="912"/>
     <w:uiPriority w:val="39"/>
     <w:unhideWhenUsed/>
     <w:pPr>
@@ -43826,10 +43739,10 @@
       <w:ind w:left="220"/>
     </w:pPr>
   </w:style>
-  <w:style w:type="paragraph" w:styleId="900">
+  <w:style w:type="paragraph" w:styleId="902">
     <w:name w:val="toc 3"/>
-    <w:basedOn w:val="910"/>
-    <w:next w:val="910"/>
+    <w:basedOn w:val="912"/>
+    <w:next w:val="912"/>
     <w:uiPriority w:val="39"/>
     <w:unhideWhenUsed/>
     <w:pPr>
@@ -43838,10 +43751,10 @@
       <w:ind w:left="440"/>
     </w:pPr>
   </w:style>
-  <w:style w:type="paragraph" w:styleId="901">
+  <w:style w:type="paragraph" w:styleId="903">
     <w:name w:val="toc 4"/>
-    <w:basedOn w:val="910"/>
-    <w:next w:val="910"/>
+    <w:basedOn w:val="912"/>
+    <w:next w:val="912"/>
     <w:uiPriority w:val="39"/>
     <w:unhideWhenUsed/>
     <w:pPr>
@@ -43850,10 +43763,10 @@
       <w:ind w:left="660"/>
     </w:pPr>
   </w:style>
-  <w:style w:type="paragraph" w:styleId="902">
+  <w:style w:type="paragraph" w:styleId="904">
     <w:name w:val="toc 5"/>
-    <w:basedOn w:val="910"/>
-    <w:next w:val="910"/>
+    <w:basedOn w:val="912"/>
+    <w:next w:val="912"/>
     <w:uiPriority w:val="39"/>
     <w:unhideWhenUsed/>
     <w:pPr>
@@ -43862,10 +43775,10 @@
       <w:ind w:left="880"/>
     </w:pPr>
   </w:style>
-  <w:style w:type="paragraph" w:styleId="903">
+  <w:style w:type="paragraph" w:styleId="905">
     <w:name w:val="toc 6"/>
-    <w:basedOn w:val="910"/>
-    <w:next w:val="910"/>
+    <w:basedOn w:val="912"/>
+    <w:next w:val="912"/>
     <w:uiPriority w:val="39"/>
     <w:unhideWhenUsed/>
     <w:pPr>
@@ -43874,10 +43787,10 @@
       <w:ind w:left="1100"/>
     </w:pPr>
   </w:style>
-  <w:style w:type="paragraph" w:styleId="904">
+  <w:style w:type="paragraph" w:styleId="906">
     <w:name w:val="toc 7"/>
-    <w:basedOn w:val="910"/>
-    <w:next w:val="910"/>
+    <w:basedOn w:val="912"/>
+    <w:next w:val="912"/>
     <w:uiPriority w:val="39"/>
     <w:unhideWhenUsed/>
     <w:pPr>
@@ -43886,10 +43799,10 @@
       <w:ind w:left="1320"/>
     </w:pPr>
   </w:style>
-  <w:style w:type="paragraph" w:styleId="905">
+  <w:style w:type="paragraph" w:styleId="907">
     <w:name w:val="toc 8"/>
-    <w:basedOn w:val="910"/>
-    <w:next w:val="910"/>
+    <w:basedOn w:val="912"/>
+    <w:next w:val="912"/>
     <w:uiPriority w:val="39"/>
     <w:unhideWhenUsed/>
     <w:pPr>
@@ -43898,10 +43811,10 @@
       <w:ind w:left="1540"/>
     </w:pPr>
   </w:style>
-  <w:style w:type="paragraph" w:styleId="906">
+  <w:style w:type="paragraph" w:styleId="908">
     <w:name w:val="toc 9"/>
-    <w:basedOn w:val="910"/>
-    <w:next w:val="910"/>
+    <w:basedOn w:val="912"/>
+    <w:next w:val="912"/>
     <w:uiPriority w:val="39"/>
     <w:unhideWhenUsed/>
     <w:pPr>
@@ -43910,9 +43823,9 @@
       <w:ind w:left="1760"/>
     </w:pPr>
   </w:style>
-  <w:style w:type="character" w:styleId="907">
+  <w:style w:type="character" w:styleId="909">
     <w:name w:val="Placeholder Text"/>
-    <w:basedOn w:val="861"/>
+    <w:basedOn w:val="863"/>
     <w:uiPriority w:val="99"/>
     <w:semiHidden/>
     <w:pPr>
@@ -43924,7 +43837,7 @@
       <w:color w:val="666666"/>
     </w:rPr>
   </w:style>
-  <w:style w:type="paragraph" w:styleId="908">
+  <w:style w:type="paragraph" w:styleId="910">
     <w:name w:val="TOC Heading"/>
     <w:uiPriority w:val="39"/>
     <w:unhideWhenUsed/>
@@ -43934,10 +43847,10 @@
       <w:ind/>
     </w:pPr>
   </w:style>
-  <w:style w:type="paragraph" w:styleId="909">
+  <w:style w:type="paragraph" w:styleId="911">
     <w:name w:val="table of figures"/>
-    <w:basedOn w:val="910"/>
-    <w:next w:val="910"/>
+    <w:basedOn w:val="912"/>
+    <w:next w:val="912"/>
     <w:uiPriority w:val="99"/>
     <w:unhideWhenUsed/>
     <w:pPr>
@@ -43946,7 +43859,7 @@
       <w:ind/>
     </w:pPr>
   </w:style>
-  <w:style w:type="paragraph" w:styleId="910" w:default="1">
+  <w:style w:type="paragraph" w:styleId="912" w:default="1">
     <w:name w:val="Normal"/>
     <w:qFormat/>
     <w:pPr>
@@ -43955,10 +43868,10 @@
       <w:ind/>
     </w:pPr>
   </w:style>
-  <w:style w:type="paragraph" w:styleId="911">
+  <w:style w:type="paragraph" w:styleId="913">
     <w:name w:val="Heading 1"/>
-    <w:basedOn w:val="910"/>
-    <w:next w:val="910"/>
+    <w:basedOn w:val="912"/>
+    <w:next w:val="912"/>
     <w:qFormat/>
     <w:pPr>
       <w:keepNext w:val="true"/>
@@ -43972,10 +43885,10 @@
       <w:sz w:val="32"/>
     </w:rPr>
   </w:style>
-  <w:style w:type="paragraph" w:styleId="912">
+  <w:style w:type="paragraph" w:styleId="914">
     <w:name w:val="Heading 2"/>
-    <w:basedOn w:val="910"/>
-    <w:next w:val="910"/>
+    <w:basedOn w:val="912"/>
+    <w:next w:val="912"/>
     <w:qFormat/>
     <w:pPr>
       <w:keepNext w:val="true"/>
@@ -43989,10 +43902,10 @@
       <w:sz w:val="26"/>
     </w:rPr>
   </w:style>
-  <w:style w:type="paragraph" w:styleId="913">
+  <w:style w:type="paragraph" w:styleId="915">
     <w:name w:val="Heading 3"/>
-    <w:basedOn w:val="910"/>
-    <w:next w:val="910"/>
+    <w:basedOn w:val="912"/>
+    <w:next w:val="912"/>
     <w:qFormat/>
     <w:pPr>
       <w:keepNext w:val="true"/>
@@ -44006,10 +43919,10 @@
       <w:sz w:val="24"/>
     </w:rPr>
   </w:style>
-  <w:style w:type="paragraph" w:styleId="914">
+  <w:style w:type="paragraph" w:styleId="916">
     <w:name w:val="Heading 4"/>
-    <w:basedOn w:val="910"/>
-    <w:next w:val="910"/>
+    <w:basedOn w:val="912"/>
+    <w:next w:val="912"/>
     <w:qFormat/>
     <w:pPr>
       <w:keepNext w:val="true"/>
@@ -44023,10 +43936,10 @@
       <w:sz w:val="22"/>
     </w:rPr>
   </w:style>
-  <w:style w:type="paragraph" w:styleId="915">
+  <w:style w:type="paragraph" w:styleId="917">
     <w:name w:val="Heading 5"/>
-    <w:basedOn w:val="910"/>
-    <w:next w:val="910"/>
+    <w:basedOn w:val="912"/>
+    <w:next w:val="912"/>
     <w:qFormat/>
     <w:pPr>
       <w:keepNext w:val="true"/>
@@ -44040,10 +43953,10 @@
       <w:sz w:val="22"/>
     </w:rPr>
   </w:style>
-  <w:style w:type="paragraph" w:styleId="916">
+  <w:style w:type="paragraph" w:styleId="918">
     <w:name w:val="Heading 6"/>
-    <w:basedOn w:val="910"/>
-    <w:next w:val="910"/>
+    <w:basedOn w:val="912"/>
+    <w:next w:val="912"/>
     <w:qFormat/>
     <w:pPr>
       <w:keepNext w:val="true"/>
@@ -44057,10 +43970,10 @@
       <w:sz w:val="22"/>
     </w:rPr>
   </w:style>
-  <w:style w:type="paragraph" w:styleId="917">
+  <w:style w:type="paragraph" w:styleId="919">
     <w:name w:val="Title"/>
-    <w:basedOn w:val="910"/>
-    <w:next w:val="910"/>
+    <w:basedOn w:val="912"/>
+    <w:next w:val="912"/>
     <w:qFormat/>
     <w:pPr>
       <w:pBdr/>
@@ -44072,9 +43985,9 @@
       <w:sz w:val="56"/>
     </w:rPr>
   </w:style>
-  <w:style w:type="paragraph" w:styleId="918">
+  <w:style w:type="paragraph" w:styleId="920">
     <w:name w:val="Quote"/>
-    <w:basedOn w:val="910"/>
+    <w:basedOn w:val="912"/>
     <w:qFormat/>
     <w:pPr>
       <w:pBdr>
@@ -44088,10 +44001,10 @@
       <w:color w:val="404040"/>
     </w:rPr>
   </w:style>
-  <w:style w:type="paragraph" w:styleId="919">
+  <w:style w:type="paragraph" w:styleId="921">
     <w:name w:val="Code"/>
-    <w:basedOn w:val="910"/>
-    <w:link w:val="920"/>
+    <w:basedOn w:val="912"/>
+    <w:link w:val="922"/>
     <w:pPr>
       <w:pBdr/>
       <w:shd w:val="clear" w:color="auto" w:fill="f5f5f5"/>
@@ -44104,9 +44017,9 @@
       <w:sz w:val="20"/>
     </w:rPr>
   </w:style>
-  <w:style w:type="character" w:styleId="920">
+  <w:style w:type="character" w:styleId="922">
     <w:name w:val="Code Char"/>
-    <w:link w:val="919"/>
+    <w:link w:val="921"/>
     <w:pPr>
       <w:pBdr/>
       <w:spacing/>
@@ -44118,9 +44031,9 @@
       <w:shd w:val="clear" w:color="auto" w:fill="f5f5f5"/>
     </w:rPr>
   </w:style>
-  <w:style w:type="paragraph" w:styleId="921">
+  <w:style w:type="paragraph" w:styleId="923">
     <w:name w:val="List Paragraph"/>
-    <w:basedOn w:val="910"/>
+    <w:basedOn w:val="912"/>
     <w:qFormat/>
     <w:pPr>
       <w:pBdr/>
@@ -44129,7 +44042,7 @@
       <w:contextualSpacing w:val="true"/>
     </w:pPr>
   </w:style>
-  <w:style w:type="character" w:styleId="922">
+  <w:style w:type="character" w:styleId="924">
     <w:name w:val="Hyperlink"/>
     <w:pPr>
       <w:pBdr/>
@@ -44141,9 +44054,9 @@
       <w:u w:val="single"/>
     </w:rPr>
   </w:style>
-  <w:style w:type="paragraph" w:styleId="923">
+  <w:style w:type="paragraph" w:styleId="925">
     <w:name w:val="annotation text"/>
-    <w:basedOn w:val="910"/>
+    <w:basedOn w:val="912"/>
     <w:pPr>
       <w:pBdr/>
       <w:spacing w:line="240" w:lineRule="auto"/>
@@ -44154,7 +44067,7 @@
       <w:szCs w:val="20"/>
     </w:rPr>
   </w:style>
-  <w:style w:type="character" w:styleId="924">
+  <w:style w:type="character" w:styleId="926">
     <w:name w:val="annotation reference"/>
     <w:pPr>
       <w:pBdr/>
@@ -44166,7 +44079,7 @@
       <w:szCs w:val="16"/>
     </w:rPr>
   </w:style>
-  <w:style w:type="table" w:styleId="925" w:default="1">
+  <w:style w:type="table" w:styleId="927" w:default="1">
     <w:name w:val="Normal Table"/>
     <w:pPr>
       <w:pBdr/>
@@ -44356,9 +44269,9 @@
       </w:tcPr>
     </w:tblStylePr>
   </w:style>
-  <w:style w:type="table" w:styleId="926">
+  <w:style w:type="table" w:styleId="928">
     <w:name w:val="Table Grid"/>
-    <w:basedOn w:val="925"/>
+    <w:basedOn w:val="927"/>
     <w:pPr>
       <w:pBdr/>
       <w:spacing/>
